--- a/docs/launch-kit/design-partner-agreement.docx
+++ b/docs/launch-kit/design-partner-agreement.docx
@@ -2,7 +2,7 @@
 <file path=word/document.xml><?xml version="1.0" encoding="utf-8"?>
 <w:document xmlns:w="http://schemas.openxmlformats.org/wordprocessingml/2006/main" xmlns:m="http://schemas.openxmlformats.org/officeDocument/2006/math" xmlns:r="http://schemas.openxmlformats.org/officeDocument/2006/relationships" xmlns:o="urn:schemas-microsoft-com:office:office" xmlns:v="urn:schemas-microsoft-com:vml" xmlns:w10="urn:schemas-microsoft-com:office:word" xmlns:a="http://schemas.openxmlformats.org/drawingml/2006/main" xmlns:pic="http://schemas.openxmlformats.org/drawingml/2006/picture" xmlns:wp="http://schemas.openxmlformats.org/drawingml/2006/wordprocessingDrawing">
   <w:body>
-    <w:bookmarkStart w:id="27" w:name="X9e355f1178d7dd976f0e8acc09c7e47d54610f4"/>
+    <w:bookmarkStart w:id="38" w:name="X9e355f1178d7dd976f0e8acc09c7e47d54610f4"/>
     <w:p>
       <w:pPr>
         <w:pStyle w:val="Heading1"/>
@@ -17,8 +17,8 @@
       </w:pPr>
       <w:r>
         <w:rPr>
-          <w:b/>
-          <w:bCs/>
+          <w:bCs/>
+          <w:b/>
         </w:rPr>
         <w:t xml:space="preserve">Important disclaimer:</w:t>
       </w:r>
@@ -33,8 +33,8 @@
       </w:r>
       <w:r>
         <w:rPr>
-          <w:b/>
-          <w:bCs/>
+          <w:bCs/>
+          <w:b/>
         </w:rPr>
         <w:t xml:space="preserve">non-binding Letter of Intent (LOI)</w:t>
       </w:r>
@@ -48,8 +48,8 @@
       </w:pPr>
       <w:r>
         <w:rPr>
-          <w:b/>
-          <w:bCs/>
+          <w:bCs/>
+          <w:b/>
         </w:rPr>
         <w:t xml:space="preserve">When to send:</w:t>
       </w:r>
@@ -66,8 +66,8 @@
       </w:pPr>
       <w:r>
         <w:rPr>
-          <w:b/>
-          <w:bCs/>
+          <w:bCs/>
+          <w:b/>
         </w:rPr>
         <w:t xml:space="preserve">Length goal:</w:t>
       </w:r>
@@ -85,7 +85,7 @@
         </w:pict>
       </w:r>
     </w:p>
-    <w:bookmarkStart w:id="18" w:name="X74fdbd92afc144487c347da0347afebc62d3563"/>
+    <w:bookmarkStart w:id="29" w:name="X74fdbd92afc144487c347da0347afebc62d3563"/>
     <w:p>
       <w:pPr>
         <w:pStyle w:val="Heading2"/>
@@ -107,8 +107,8 @@
       </w:pPr>
       <w:r>
         <w:rPr>
-          <w:b/>
-          <w:bCs/>
+          <w:bCs/>
+          <w:b/>
         </w:rPr>
         <w:t xml:space="preserve">COMPOUNDIQ DESIGN PARTNER LETTER OF INTENT</w:t>
       </w:r>
@@ -119,8 +119,8 @@
       </w:pPr>
       <w:r>
         <w:rPr>
-          <w:b/>
-          <w:bCs/>
+          <w:bCs/>
+          <w:b/>
         </w:rPr>
         <w:t xml:space="preserve">Date:</w:t>
       </w:r>
@@ -137,8 +137,8 @@
       </w:pPr>
       <w:r>
         <w:rPr>
-          <w:b/>
-          <w:bCs/>
+          <w:bCs/>
+          <w:b/>
         </w:rPr>
         <w:t xml:space="preserve">Between:</w:t>
       </w:r>
@@ -149,8 +149,8 @@
       </w:pPr>
       <w:r>
         <w:rPr>
-          <w:b/>
-          <w:bCs/>
+          <w:bCs/>
+          <w:b/>
         </w:rPr>
         <w:t xml:space="preserve">CompoundIQ Inc.</w:t>
       </w:r>
@@ -161,7 +161,13 @@
         <w:t xml:space="preserve">(</w:t>
       </w:r>
       <w:r>
-        <w:t xml:space="preserve">“CompoundIQ”</w:t>
+        <w:t xml:space="preserve">“</w:t>
+      </w:r>
+      <w:r>
+        <w:t xml:space="preserve">CompoundIQ</w:t>
+      </w:r>
+      <w:r>
+        <w:t xml:space="preserve">”</w:t>
       </w:r>
       <w:r>
         <w:t xml:space="preserve">)</w:t>
@@ -193,8 +199,8 @@
       </w:pPr>
       <w:r>
         <w:rPr>
-          <w:b/>
-          <w:bCs/>
+          <w:bCs/>
+          <w:b/>
         </w:rPr>
         <w:t xml:space="preserve">[CLINIC LEGAL NAME]</w:t>
       </w:r>
@@ -205,7 +211,13 @@
         <w:t xml:space="preserve">(</w:t>
       </w:r>
       <w:r>
-        <w:t xml:space="preserve">“Clinic”</w:t>
+        <w:t xml:space="preserve">“</w:t>
+      </w:r>
+      <w:r>
+        <w:t xml:space="preserve">Clinic</w:t>
+      </w:r>
+      <w:r>
+        <w:t xml:space="preserve">”</w:t>
       </w:r>
       <w:r>
         <w:t xml:space="preserve">)</w:t>
@@ -230,7 +242,7 @@
         </w:pict>
       </w:r>
     </w:p>
-    <w:bookmarkStart w:id="9" w:name="purpose"/>
+    <w:bookmarkStart w:id="20" w:name="purpose"/>
     <w:p>
       <w:pPr>
         <w:pStyle w:val="Heading3"/>
@@ -247,14 +259,20 @@
         <w:t xml:space="preserve">This Letter of Intent (</w:t>
       </w:r>
       <w:r>
-        <w:t xml:space="preserve">“LOI”</w:t>
+        <w:t xml:space="preserve">“</w:t>
+      </w:r>
+      <w:r>
+        <w:t xml:space="preserve">LOI</w:t>
+      </w:r>
+      <w:r>
+        <w:t xml:space="preserve">”</w:t>
       </w:r>
       <w:r>
         <w:t xml:space="preserve">) reflects the mutual interest of CompoundIQ and Clinic in establishing a design partnership for CompoundIQ’s functional medicine infrastructure platform. The parties intend to collaborate on (a) validating the platform with real prescription workflows, (b) capturing Clinic feedback to shape product development, and (c) preparing for a formal commercial agreement upon successful design partner period.</w:t>
       </w:r>
     </w:p>
-    <w:bookmarkEnd w:id="9"/>
-    <w:bookmarkStart w:id="10" w:name="scope-of-the-design-partnership"/>
+    <w:bookmarkEnd w:id="20"/>
+    <w:bookmarkStart w:id="21" w:name="scope-of-the-design-partnership"/>
     <w:p>
       <w:pPr>
         <w:pStyle w:val="Heading3"/>
@@ -269,19 +287,19 @@
       </w:pPr>
       <w:r>
         <w:rPr>
-          <w:b/>
-          <w:bCs/>
+          <w:bCs/>
+          <w:b/>
         </w:rPr>
         <w:t xml:space="preserve">2.1 What CompoundIQ will provide:</w:t>
       </w:r>
     </w:p>
     <w:p>
       <w:pPr>
-        <w:pStyle w:val="Compact"/>
         <w:numPr>
           <w:ilvl w:val="0"/>
           <w:numId w:val="1001"/>
         </w:numPr>
+        <w:pStyle w:val="Compact"/>
       </w:pPr>
       <w:r>
         <w:t xml:space="preserve">Full access to the CompoundIQ platform, including:</w:t>
@@ -289,11 +307,11 @@
     </w:p>
     <w:p>
       <w:pPr>
-        <w:pStyle w:val="Compact"/>
         <w:numPr>
           <w:ilvl w:val="1"/>
           <w:numId w:val="1002"/>
         </w:numPr>
+        <w:pStyle w:val="Compact"/>
       </w:pPr>
       <w:r>
         <w:t xml:space="preserve">Clinic Application (web app for medical assistants, providers, and clinic admins)</w:t>
@@ -301,11 +319,11 @@
     </w:p>
     <w:p>
       <w:pPr>
-        <w:pStyle w:val="Compact"/>
         <w:numPr>
           <w:ilvl w:val="1"/>
           <w:numId w:val="1002"/>
         </w:numPr>
+        <w:pStyle w:val="Compact"/>
       </w:pPr>
       <w:r>
         <w:t xml:space="preserve">Patient Checkout (mobile-optimized payment link delivery)</w:t>
@@ -313,11 +331,11 @@
     </w:p>
     <w:p>
       <w:pPr>
-        <w:pStyle w:val="Compact"/>
         <w:numPr>
           <w:ilvl w:val="1"/>
           <w:numId w:val="1002"/>
         </w:numPr>
+        <w:pStyle w:val="Compact"/>
       </w:pPr>
       <w:r>
         <w:t xml:space="preserve">Cascading Prescription Builder with structured sig generation</w:t>
@@ -325,11 +343,11 @@
     </w:p>
     <w:p>
       <w:pPr>
-        <w:pStyle w:val="Compact"/>
         <w:numPr>
           <w:ilvl w:val="1"/>
           <w:numId w:val="1002"/>
         </w:numPr>
+        <w:pStyle w:val="Compact"/>
       </w:pPr>
       <w:r>
         <w:t xml:space="preserve">Provider Favorites and Clinic Protocol Templates</w:t>
@@ -337,11 +355,11 @@
     </w:p>
     <w:p>
       <w:pPr>
-        <w:pStyle w:val="Compact"/>
         <w:numPr>
           <w:ilvl w:val="1"/>
           <w:numId w:val="1002"/>
         </w:numPr>
+        <w:pStyle w:val="Compact"/>
       </w:pPr>
       <w:r>
         <w:t xml:space="preserve">Multi-Prescription Session with single-signature batch send</w:t>
@@ -349,11 +367,11 @@
     </w:p>
     <w:p>
       <w:pPr>
-        <w:pStyle w:val="Compact"/>
         <w:numPr>
           <w:ilvl w:val="1"/>
           <w:numId w:val="1002"/>
         </w:numPr>
+        <w:pStyle w:val="Compact"/>
       </w:pPr>
       <w:r>
         <w:t xml:space="preserve">DEA 21 CFR 1311-compliant EPCS 2FA for controlled substances</w:t>
@@ -361,11 +379,11 @@
     </w:p>
     <w:p>
       <w:pPr>
-        <w:pStyle w:val="Compact"/>
         <w:numPr>
           <w:ilvl w:val="1"/>
           <w:numId w:val="1002"/>
         </w:numPr>
+        <w:pStyle w:val="Compact"/>
       </w:pPr>
       <w:r>
         <w:t xml:space="preserve">Drug Interaction Alerts with clinical guidance</w:t>
@@ -373,11 +391,11 @@
     </w:p>
     <w:p>
       <w:pPr>
-        <w:pStyle w:val="Compact"/>
         <w:numPr>
           <w:ilvl w:val="0"/>
           <w:numId w:val="1001"/>
         </w:numPr>
+        <w:pStyle w:val="Compact"/>
       </w:pPr>
       <w:r>
         <w:t xml:space="preserve">Integration support including Stripe Connect onboarding, user account setup for Clinic staff, and pharmacy routing configuration</w:t>
@@ -385,11 +403,11 @@
     </w:p>
     <w:p>
       <w:pPr>
-        <w:pStyle w:val="Compact"/>
         <w:numPr>
           <w:ilvl w:val="0"/>
           <w:numId w:val="1001"/>
         </w:numPr>
+        <w:pStyle w:val="Compact"/>
       </w:pPr>
       <w:r>
         <w:t xml:space="preserve">Priority support with direct access to CompoundIQ’s founders via Slack, email, or phone</w:t>
@@ -397,11 +415,11 @@
     </w:p>
     <w:p>
       <w:pPr>
-        <w:pStyle w:val="Compact"/>
         <w:numPr>
           <w:ilvl w:val="0"/>
           <w:numId w:val="1001"/>
         </w:numPr>
+        <w:pStyle w:val="Compact"/>
       </w:pPr>
       <w:r>
         <w:t xml:space="preserve">Training session (1 hour) for Clinic medical assistants, providers, and admin staff</w:t>
@@ -409,11 +427,11 @@
     </w:p>
     <w:p>
       <w:pPr>
-        <w:pStyle w:val="Compact"/>
         <w:numPr>
           <w:ilvl w:val="0"/>
           <w:numId w:val="1001"/>
         </w:numPr>
+        <w:pStyle w:val="Compact"/>
       </w:pPr>
       <w:r>
         <w:t xml:space="preserve">Custom feature requests evaluated on a case-by-case basis</w:t>
@@ -425,19 +443,19 @@
       </w:pPr>
       <w:r>
         <w:rPr>
-          <w:b/>
-          <w:bCs/>
+          <w:bCs/>
+          <w:b/>
         </w:rPr>
         <w:t xml:space="preserve">2.2 What Clinic will provide:</w:t>
       </w:r>
     </w:p>
     <w:p>
       <w:pPr>
-        <w:pStyle w:val="Compact"/>
         <w:numPr>
           <w:ilvl w:val="0"/>
           <w:numId w:val="1003"/>
         </w:numPr>
+        <w:pStyle w:val="Compact"/>
       </w:pPr>
       <w:r>
         <w:t xml:space="preserve">Good-faith effort to use CompoundIQ as the primary tool for compounded prescription workflows during the design partner period</w:t>
@@ -445,11 +463,11 @@
     </w:p>
     <w:p>
       <w:pPr>
-        <w:pStyle w:val="Compact"/>
         <w:numPr>
           <w:ilvl w:val="0"/>
           <w:numId w:val="1003"/>
         </w:numPr>
+        <w:pStyle w:val="Compact"/>
       </w:pPr>
       <w:r>
         <w:t xml:space="preserve">Reasonable feedback on platform usability, bugs, and feature gaps</w:t>
@@ -457,11 +475,11 @@
     </w:p>
     <w:p>
       <w:pPr>
-        <w:pStyle w:val="Compact"/>
         <w:numPr>
           <w:ilvl w:val="0"/>
           <w:numId w:val="1003"/>
         </w:numPr>
+        <w:pStyle w:val="Compact"/>
       </w:pPr>
       <w:r>
         <w:t xml:space="preserve">Introduction(s) to Clinic’s existing compounding pharmacy partners, if appropriate, to support catalog data acquisition</w:t>
@@ -469,11 +487,11 @@
     </w:p>
     <w:p>
       <w:pPr>
-        <w:pStyle w:val="Compact"/>
         <w:numPr>
           <w:ilvl w:val="0"/>
           <w:numId w:val="1003"/>
         </w:numPr>
+        <w:pStyle w:val="Compact"/>
       </w:pPr>
       <w:r>
         <w:t xml:space="preserve">Optional: participation in a written case study or testimonial after 60 days of use (Clinic has full approval rights over any public materials)</w:t>
@@ -485,19 +503,19 @@
       </w:pPr>
       <w:r>
         <w:rPr>
-          <w:b/>
-          <w:bCs/>
+          <w:bCs/>
+          <w:b/>
         </w:rPr>
         <w:t xml:space="preserve">2.3 What each party keeps:</w:t>
       </w:r>
     </w:p>
     <w:p>
       <w:pPr>
-        <w:pStyle w:val="Compact"/>
         <w:numPr>
           <w:ilvl w:val="0"/>
           <w:numId w:val="1004"/>
         </w:numPr>
+        <w:pStyle w:val="Compact"/>
       </w:pPr>
       <w:r>
         <w:t xml:space="preserve">Clinic retains all clinical decision-making authority. CompoundIQ provides no clinical advice and makes no prescribing recommendations.</w:t>
@@ -505,11 +523,11 @@
     </w:p>
     <w:p>
       <w:pPr>
-        <w:pStyle w:val="Compact"/>
         <w:numPr>
           <w:ilvl w:val="0"/>
           <w:numId w:val="1004"/>
         </w:numPr>
+        <w:pStyle w:val="Compact"/>
       </w:pPr>
       <w:r>
         <w:t xml:space="preserve">Clinic retains all existing pharmacy relationships.</w:t>
@@ -517,11 +535,11 @@
     </w:p>
     <w:p>
       <w:pPr>
-        <w:pStyle w:val="Compact"/>
         <w:numPr>
           <w:ilvl w:val="0"/>
           <w:numId w:val="1004"/>
         </w:numPr>
+        <w:pStyle w:val="Compact"/>
       </w:pPr>
       <w:r>
         <w:t xml:space="preserve">Clinic retains ownership of all patient data; CompoundIQ acts as a business associate subject to HIPAA.</w:t>
@@ -529,18 +547,18 @@
     </w:p>
     <w:p>
       <w:pPr>
-        <w:pStyle w:val="Compact"/>
         <w:numPr>
           <w:ilvl w:val="0"/>
           <w:numId w:val="1004"/>
         </w:numPr>
+        <w:pStyle w:val="Compact"/>
       </w:pPr>
       <w:r>
         <w:t xml:space="preserve">CompoundIQ retains ownership of the platform and all associated intellectual property.</w:t>
       </w:r>
     </w:p>
-    <w:bookmarkEnd w:id="10"/>
-    <w:bookmarkStart w:id="11" w:name="design-partner-benefits"/>
+    <w:bookmarkEnd w:id="21"/>
+    <w:bookmarkStart w:id="22" w:name="design-partner-benefits"/>
     <w:p>
       <w:pPr>
         <w:pStyle w:val="Heading3"/>
@@ -566,8 +584,8 @@
       </w:pPr>
       <w:r>
         <w:rPr>
-          <w:b/>
-          <w:bCs/>
+          <w:bCs/>
+          <w:b/>
         </w:rPr>
         <w:t xml:space="preserve">Platform fee waived for the first six (6) months.</w:t>
       </w:r>
@@ -587,8 +605,8 @@
       </w:pPr>
       <w:r>
         <w:rPr>
-          <w:b/>
-          <w:bCs/>
+          <w:bCs/>
+          <w:b/>
         </w:rPr>
         <w:t xml:space="preserve">Discounted platform fee for months 7-12.</w:t>
       </w:r>
@@ -608,8 +626,8 @@
       </w:pPr>
       <w:r>
         <w:rPr>
-          <w:b/>
-          <w:bCs/>
+          <w:bCs/>
+          <w:b/>
         </w:rPr>
         <w:t xml:space="preserve">Direct founder access.</w:t>
       </w:r>
@@ -629,8 +647,8 @@
       </w:pPr>
       <w:r>
         <w:rPr>
-          <w:b/>
-          <w:bCs/>
+          <w:bCs/>
+          <w:b/>
         </w:rPr>
         <w:t xml:space="preserve">Feature co-design input.</w:t>
       </w:r>
@@ -650,8 +668,8 @@
       </w:pPr>
       <w:r>
         <w:rPr>
-          <w:b/>
-          <w:bCs/>
+          <w:bCs/>
+          <w:b/>
         </w:rPr>
         <w:t xml:space="preserve">Priority support.</w:t>
       </w:r>
@@ -671,8 +689,8 @@
       </w:pPr>
       <w:r>
         <w:rPr>
-          <w:b/>
-          <w:bCs/>
+          <w:bCs/>
+          <w:b/>
         </w:rPr>
         <w:t xml:space="preserve">Naming opt-in.</w:t>
       </w:r>
@@ -683,8 +701,8 @@
         <w:t xml:space="preserve">Clinic may be referenced as a CompoundIQ design partner in marketing and investor materials only with written approval.</w:t>
       </w:r>
     </w:p>
-    <w:bookmarkEnd w:id="11"/>
-    <w:bookmarkStart w:id="12" w:name="term-and-termination"/>
+    <w:bookmarkEnd w:id="22"/>
+    <w:bookmarkStart w:id="23" w:name="term-and-termination"/>
     <w:p>
       <w:pPr>
         <w:pStyle w:val="Heading3"/>
@@ -699,8 +717,8 @@
       </w:pPr>
       <w:r>
         <w:rPr>
-          <w:b/>
-          <w:bCs/>
+          <w:bCs/>
+          <w:b/>
         </w:rPr>
         <w:t xml:space="preserve">4.1 Term:</w:t>
       </w:r>
@@ -717,8 +735,8 @@
       </w:pPr>
       <w:r>
         <w:rPr>
-          <w:b/>
-          <w:bCs/>
+          <w:bCs/>
+          <w:b/>
         </w:rPr>
         <w:t xml:space="preserve">4.2 Termination:</w:t>
       </w:r>
@@ -731,11 +749,11 @@
     </w:p>
     <w:p>
       <w:pPr>
-        <w:pStyle w:val="Compact"/>
         <w:numPr>
           <w:ilvl w:val="0"/>
           <w:numId w:val="1006"/>
         </w:numPr>
+        <w:pStyle w:val="Compact"/>
       </w:pPr>
       <w:r>
         <w:t xml:space="preserve">CompoundIQ will provide Clinic with an export of all Clinic data in CSV format within 10 business days</w:t>
@@ -743,11 +761,11 @@
     </w:p>
     <w:p>
       <w:pPr>
-        <w:pStyle w:val="Compact"/>
         <w:numPr>
           <w:ilvl w:val="0"/>
           <w:numId w:val="1006"/>
         </w:numPr>
+        <w:pStyle w:val="Compact"/>
       </w:pPr>
       <w:r>
         <w:t xml:space="preserve">Clinic will delete any CompoundIQ confidential information in its possession</w:t>
@@ -755,18 +773,18 @@
     </w:p>
     <w:p>
       <w:pPr>
-        <w:pStyle w:val="Compact"/>
         <w:numPr>
           <w:ilvl w:val="0"/>
           <w:numId w:val="1006"/>
         </w:numPr>
+        <w:pStyle w:val="Compact"/>
       </w:pPr>
       <w:r>
         <w:t xml:space="preserve">Neither party owes the other any fees, damages, or further obligations</w:t>
       </w:r>
     </w:p>
-    <w:bookmarkEnd w:id="12"/>
-    <w:bookmarkStart w:id="13" w:name="confidentiality"/>
+    <w:bookmarkEnd w:id="23"/>
+    <w:bookmarkStart w:id="24" w:name="confidentiality"/>
     <w:p>
       <w:pPr>
         <w:pStyle w:val="Heading3"/>
@@ -783,8 +801,8 @@
         <w:t xml:space="preserve">Both parties agree to hold the other’s confidential information (including platform details, patient data, pricing information, business strategy, and roadmap) in confidence during and for two (2) years after termination of this LOI. Standard carveouts apply: information that is publicly available, independently developed, or rightfully received from a third party is not subject to this obligation.</w:t>
       </w:r>
     </w:p>
-    <w:bookmarkEnd w:id="13"/>
-    <w:bookmarkStart w:id="14" w:name="hipaa-and-data-protection"/>
+    <w:bookmarkEnd w:id="24"/>
+    <w:bookmarkStart w:id="25" w:name="hipaa-and-data-protection"/>
     <w:p>
       <w:pPr>
         <w:pStyle w:val="Heading3"/>
@@ -799,8 +817,8 @@
       </w:pPr>
       <w:r>
         <w:rPr>
-          <w:b/>
-          <w:bCs/>
+          <w:bCs/>
+          <w:b/>
         </w:rPr>
         <w:t xml:space="preserve">6.1</w:t>
       </w:r>
@@ -817,8 +835,8 @@
       </w:pPr>
       <w:r>
         <w:rPr>
-          <w:b/>
-          <w:bCs/>
+          <w:bCs/>
+          <w:b/>
         </w:rPr>
         <w:t xml:space="preserve">6.2</w:t>
       </w:r>
@@ -835,8 +853,8 @@
       </w:pPr>
       <w:r>
         <w:rPr>
-          <w:b/>
-          <w:bCs/>
+          <w:bCs/>
+          <w:b/>
         </w:rPr>
         <w:t xml:space="preserve">6.3</w:t>
       </w:r>
@@ -849,11 +867,11 @@
     </w:p>
     <w:p>
       <w:pPr>
-        <w:pStyle w:val="Compact"/>
         <w:numPr>
           <w:ilvl w:val="0"/>
           <w:numId w:val="1007"/>
         </w:numPr>
+        <w:pStyle w:val="Compact"/>
       </w:pPr>
       <w:r>
         <w:t xml:space="preserve">AES-256 encryption at rest</w:t>
@@ -861,11 +879,11 @@
     </w:p>
     <w:p>
       <w:pPr>
-        <w:pStyle w:val="Compact"/>
         <w:numPr>
           <w:ilvl w:val="0"/>
           <w:numId w:val="1007"/>
         </w:numPr>
+        <w:pStyle w:val="Compact"/>
       </w:pPr>
       <w:r>
         <w:t xml:space="preserve">TLS 1.2+ in transit</w:t>
@@ -873,11 +891,11 @@
     </w:p>
     <w:p>
       <w:pPr>
-        <w:pStyle w:val="Compact"/>
         <w:numPr>
           <w:ilvl w:val="0"/>
           <w:numId w:val="1007"/>
         </w:numPr>
+        <w:pStyle w:val="Compact"/>
       </w:pPr>
       <w:r>
         <w:t xml:space="preserve">Row-Level Security on all database tables</w:t>
@@ -885,11 +903,11 @@
     </w:p>
     <w:p>
       <w:pPr>
-        <w:pStyle w:val="Compact"/>
         <w:numPr>
           <w:ilvl w:val="0"/>
           <w:numId w:val="1007"/>
         </w:numPr>
+        <w:pStyle w:val="Compact"/>
       </w:pPr>
       <w:r>
         <w:t xml:space="preserve">Zero PHI in Stripe payment metadata</w:t>
@@ -897,11 +915,11 @@
     </w:p>
     <w:p>
       <w:pPr>
-        <w:pStyle w:val="Compact"/>
         <w:numPr>
           <w:ilvl w:val="0"/>
           <w:numId w:val="1007"/>
         </w:numPr>
+        <w:pStyle w:val="Compact"/>
       </w:pPr>
       <w:r>
         <w:t xml:space="preserve">PHI-scrubbed error monitoring</w:t>
@@ -909,11 +927,11 @@
     </w:p>
     <w:p>
       <w:pPr>
-        <w:pStyle w:val="Compact"/>
         <w:numPr>
           <w:ilvl w:val="0"/>
           <w:numId w:val="1007"/>
         </w:numPr>
+        <w:pStyle w:val="Compact"/>
       </w:pPr>
       <w:r>
         <w:t xml:space="preserve">Immutable audit trails</w:t>
@@ -921,18 +939,18 @@
     </w:p>
     <w:p>
       <w:pPr>
-        <w:pStyle w:val="Compact"/>
         <w:numPr>
           <w:ilvl w:val="0"/>
           <w:numId w:val="1007"/>
         </w:numPr>
+        <w:pStyle w:val="Compact"/>
       </w:pPr>
       <w:r>
         <w:t xml:space="preserve">Subprocessor BAAs with Supabase, Stripe, Twilio, Documo, Vercel, and Sentry</w:t>
       </w:r>
     </w:p>
-    <w:bookmarkEnd w:id="14"/>
-    <w:bookmarkStart w:id="15" w:name="no-binding-commercial-obligations"/>
+    <w:bookmarkEnd w:id="25"/>
+    <w:bookmarkStart w:id="26" w:name="no-binding-commercial-obligations"/>
     <w:p>
       <w:pPr>
         <w:pStyle w:val="Heading3"/>
@@ -947,8 +965,8 @@
       </w:pPr>
       <w:r>
         <w:rPr>
-          <w:b/>
-          <w:bCs/>
+          <w:bCs/>
+          <w:b/>
         </w:rPr>
         <w:t xml:space="preserve">This LOI is expressly non-binding</w:t>
       </w:r>
@@ -967,8 +985,8 @@
         <w:t xml:space="preserve">The parties intend to negotiate a formal Master Services Agreement prior to or concurrent with Clinic’s first live production transaction on the platform.</w:t>
       </w:r>
     </w:p>
-    <w:bookmarkEnd w:id="15"/>
-    <w:bookmarkStart w:id="16" w:name="governing-law"/>
+    <w:bookmarkEnd w:id="26"/>
+    <w:bookmarkStart w:id="27" w:name="governing-law"/>
     <w:p>
       <w:pPr>
         <w:pStyle w:val="Heading3"/>
@@ -985,8 +1003,8 @@
         <w:t xml:space="preserve">This LOI is governed by the laws of [STATE — typically Delaware for a C-Corp], without regard to conflict of laws principles. Any disputes will be resolved in the state or federal courts of [COUNTY, STATE].</w:t>
       </w:r>
     </w:p>
-    <w:bookmarkEnd w:id="16"/>
-    <w:bookmarkStart w:id="17" w:name="signatures"/>
+    <w:bookmarkEnd w:id="27"/>
+    <w:bookmarkStart w:id="28" w:name="signatures"/>
     <w:p>
       <w:pPr>
         <w:pStyle w:val="Heading3"/>
@@ -1016,8 +1034,8 @@
       </w:pPr>
       <w:r>
         <w:rPr>
-          <w:b/>
-          <w:bCs/>
+          <w:bCs/>
+          <w:b/>
         </w:rPr>
         <w:t xml:space="preserve">COMPOUNDIQ INC.</w:t>
       </w:r>
@@ -1067,8 +1085,8 @@
       </w:pPr>
       <w:r>
         <w:rPr>
-          <w:b/>
-          <w:bCs/>
+          <w:bCs/>
+          <w:b/>
         </w:rPr>
         <w:t xml:space="preserve">[CLINIC LEGAL NAME]</w:t>
       </w:r>
@@ -1112,9 +1130,9 @@
         </w:pict>
       </w:r>
     </w:p>
-    <w:bookmarkEnd w:id="17"/>
-    <w:bookmarkEnd w:id="18"/>
-    <w:bookmarkStart w:id="25" w:name="notes-for-you-delete-before-sending"/>
+    <w:bookmarkEnd w:id="28"/>
+    <w:bookmarkEnd w:id="29"/>
+    <w:bookmarkStart w:id="36" w:name="notes-for-you-delete-before-sending"/>
     <w:p>
       <w:pPr>
         <w:pStyle w:val="Heading2"/>
@@ -1123,7 +1141,7 @@
         <w:t xml:space="preserve">Notes for You (Delete Before Sending)</w:t>
       </w:r>
     </w:p>
-    <w:bookmarkStart w:id="19" w:name="how-to-use-this-template"/>
+    <w:bookmarkStart w:id="30" w:name="how-to-use-this-template"/>
     <w:p>
       <w:pPr>
         <w:pStyle w:val="Heading3"/>
@@ -1134,16 +1152,16 @@
     </w:p>
     <w:p>
       <w:pPr>
-        <w:pStyle w:val="Compact"/>
         <w:numPr>
           <w:ilvl w:val="0"/>
           <w:numId w:val="1008"/>
         </w:numPr>
-      </w:pPr>
-      <w:r>
-        <w:rPr>
-          <w:b/>
-          <w:bCs/>
+        <w:pStyle w:val="Compact"/>
+      </w:pPr>
+      <w:r>
+        <w:rPr>
+          <w:bCs/>
+          <w:b/>
         </w:rPr>
         <w:t xml:space="preserve">Copy the template above</w:t>
       </w:r>
@@ -1156,16 +1174,16 @@
     </w:p>
     <w:p>
       <w:pPr>
-        <w:pStyle w:val="Compact"/>
         <w:numPr>
           <w:ilvl w:val="0"/>
           <w:numId w:val="1008"/>
         </w:numPr>
-      </w:pPr>
-      <w:r>
-        <w:rPr>
-          <w:b/>
-          <w:bCs/>
+        <w:pStyle w:val="Compact"/>
+      </w:pPr>
+      <w:r>
+        <w:rPr>
+          <w:bCs/>
+          <w:b/>
         </w:rPr>
         <w:t xml:space="preserve">Fill in every [BRACKETED] field</w:t>
       </w:r>
@@ -1178,16 +1196,16 @@
     </w:p>
     <w:p>
       <w:pPr>
-        <w:pStyle w:val="Compact"/>
         <w:numPr>
           <w:ilvl w:val="0"/>
           <w:numId w:val="1008"/>
         </w:numPr>
-      </w:pPr>
-      <w:r>
-        <w:rPr>
-          <w:b/>
-          <w:bCs/>
+        <w:pStyle w:val="Compact"/>
+      </w:pPr>
+      <w:r>
+        <w:rPr>
+          <w:bCs/>
+          <w:b/>
         </w:rPr>
         <w:t xml:space="preserve">Name the file</w:t>
       </w:r>
@@ -1209,16 +1227,16 @@
     </w:p>
     <w:p>
       <w:pPr>
-        <w:pStyle w:val="Compact"/>
         <w:numPr>
           <w:ilvl w:val="0"/>
           <w:numId w:val="1008"/>
         </w:numPr>
-      </w:pPr>
-      <w:r>
-        <w:rPr>
-          <w:b/>
-          <w:bCs/>
+        <w:pStyle w:val="Compact"/>
+      </w:pPr>
+      <w:r>
+        <w:rPr>
+          <w:bCs/>
+          <w:b/>
         </w:rPr>
         <w:t xml:space="preserve">Convert to PDF</w:t>
       </w:r>
@@ -1231,16 +1249,16 @@
     </w:p>
     <w:p>
       <w:pPr>
-        <w:pStyle w:val="Compact"/>
         <w:numPr>
           <w:ilvl w:val="0"/>
           <w:numId w:val="1008"/>
         </w:numPr>
-      </w:pPr>
-      <w:r>
-        <w:rPr>
-          <w:b/>
-          <w:bCs/>
+        <w:pStyle w:val="Compact"/>
+      </w:pPr>
+      <w:r>
+        <w:rPr>
+          <w:bCs/>
+          <w:b/>
         </w:rPr>
         <w:t xml:space="preserve">Use DocuSign or HelloSign</w:t>
       </w:r>
@@ -1254,7 +1272,13 @@
         <w:t xml:space="preserve"> </w:t>
       </w:r>
       <w:r>
-        <w:t xml:space="preserve">“sign and scan back”</w:t>
+        <w:t xml:space="preserve">“</w:t>
+      </w:r>
+      <w:r>
+        <w:t xml:space="preserve">sign and scan back</w:t>
+      </w:r>
+      <w:r>
+        <w:t xml:space="preserve">”</w:t>
       </w:r>
       <w:r>
         <w:t xml:space="preserve"> </w:t>
@@ -1263,8 +1287,8 @@
         <w:t xml:space="preserve">request adds 3-5 days of friction. Both have free tiers for your volume.</w:t>
       </w:r>
     </w:p>
-    <w:bookmarkEnd w:id="19"/>
-    <w:bookmarkStart w:id="20" w:name="what-to-customize-per-clinic"/>
+    <w:bookmarkEnd w:id="30"/>
+    <w:bookmarkStart w:id="31" w:name="what-to-customize-per-clinic"/>
     <w:p>
       <w:pPr>
         <w:pStyle w:val="Heading3"/>
@@ -1275,16 +1299,16 @@
     </w:p>
     <w:p>
       <w:pPr>
-        <w:pStyle w:val="Compact"/>
         <w:numPr>
           <w:ilvl w:val="0"/>
           <w:numId w:val="1009"/>
         </w:numPr>
-      </w:pPr>
-      <w:r>
-        <w:rPr>
-          <w:b/>
-          <w:bCs/>
+        <w:pStyle w:val="Compact"/>
+      </w:pPr>
+      <w:r>
+        <w:rPr>
+          <w:bCs/>
+          <w:b/>
         </w:rPr>
         <w:t xml:space="preserve">Clinic legal name</w:t>
       </w:r>
@@ -1297,16 +1321,16 @@
     </w:p>
     <w:p>
       <w:pPr>
-        <w:pStyle w:val="Compact"/>
         <w:numPr>
           <w:ilvl w:val="0"/>
           <w:numId w:val="1009"/>
         </w:numPr>
-      </w:pPr>
-      <w:r>
-        <w:rPr>
-          <w:b/>
-          <w:bCs/>
+        <w:pStyle w:val="Compact"/>
+      </w:pPr>
+      <w:r>
+        <w:rPr>
+          <w:bCs/>
+          <w:b/>
         </w:rPr>
         <w:t xml:space="preserve">Fee waiver length</w:t>
       </w:r>
@@ -1319,16 +1343,16 @@
     </w:p>
     <w:p>
       <w:pPr>
-        <w:pStyle w:val="Compact"/>
         <w:numPr>
           <w:ilvl w:val="0"/>
           <w:numId w:val="1009"/>
         </w:numPr>
-      </w:pPr>
-      <w:r>
-        <w:rPr>
-          <w:b/>
-          <w:bCs/>
+        <w:pStyle w:val="Compact"/>
+      </w:pPr>
+      <w:r>
+        <w:rPr>
+          <w:bCs/>
+          <w:b/>
         </w:rPr>
         <w:t xml:space="preserve">Governing law</w:t>
       </w:r>
@@ -1341,16 +1365,16 @@
     </w:p>
     <w:p>
       <w:pPr>
-        <w:pStyle w:val="Compact"/>
         <w:numPr>
           <w:ilvl w:val="0"/>
           <w:numId w:val="1009"/>
         </w:numPr>
-      </w:pPr>
-      <w:r>
-        <w:rPr>
-          <w:b/>
-          <w:bCs/>
+        <w:pStyle w:val="Compact"/>
+      </w:pPr>
+      <w:r>
+        <w:rPr>
+          <w:bCs/>
+          <w:b/>
         </w:rPr>
         <w:t xml:space="preserve">Your title</w:t>
       </w:r>
@@ -1364,7 +1388,13 @@
         <w:t xml:space="preserve"> </w:t>
       </w:r>
       <w:r>
-        <w:t xml:space="preserve">“Founder &amp; CEO”</w:t>
+        <w:t xml:space="preserve">“</w:t>
+      </w:r>
+      <w:r>
+        <w:t xml:space="preserve">Founder &amp; CEO</w:t>
+      </w:r>
+      <w:r>
+        <w:t xml:space="preserve">”</w:t>
       </w:r>
       <w:r>
         <w:t xml:space="preserve"> </w:t>
@@ -1373,8 +1403,8 @@
         <w:t xml:space="preserve">is fine; use whatever is on your LinkedIn</w:t>
       </w:r>
     </w:p>
-    <w:bookmarkEnd w:id="20"/>
-    <w:bookmarkStart w:id="21" w:name="red-flags-during-loi-negotiation"/>
+    <w:bookmarkEnd w:id="31"/>
+    <w:bookmarkStart w:id="32" w:name="red-flags-during-loi-negotiation"/>
     <w:p>
       <w:pPr>
         <w:pStyle w:val="Heading3"/>
@@ -1393,18 +1423,32 @@
     </w:p>
     <w:p>
       <w:pPr>
-        <w:pStyle w:val="Compact"/>
         <w:numPr>
           <w:ilvl w:val="0"/>
           <w:numId w:val="1010"/>
         </w:numPr>
-      </w:pPr>
-      <w:r>
-        <w:rPr>
-          <w:b/>
-          <w:bCs/>
-        </w:rPr>
-        <w:t xml:space="preserve">“We want exclusivity”</w:t>
+        <w:pStyle w:val="Compact"/>
+      </w:pPr>
+      <w:r>
+        <w:rPr>
+          <w:bCs/>
+          <w:b/>
+        </w:rPr>
+        <w:t xml:space="preserve">“</w:t>
+      </w:r>
+      <w:r>
+        <w:rPr>
+          <w:bCs/>
+          <w:b/>
+        </w:rPr>
+        <w:t xml:space="preserve">We want exclusivity</w:t>
+      </w:r>
+      <w:r>
+        <w:rPr>
+          <w:bCs/>
+          <w:b/>
+        </w:rPr>
+        <w:t xml:space="preserve">”</w:t>
       </w:r>
       <w:r>
         <w:t xml:space="preserve"> </w:t>
@@ -1415,18 +1459,32 @@
     </w:p>
     <w:p>
       <w:pPr>
-        <w:pStyle w:val="Compact"/>
         <w:numPr>
           <w:ilvl w:val="0"/>
           <w:numId w:val="1010"/>
         </w:numPr>
-      </w:pPr>
-      <w:r>
-        <w:rPr>
-          <w:b/>
-          <w:bCs/>
-        </w:rPr>
-        <w:t xml:space="preserve">“We want equity in exchange”</w:t>
+        <w:pStyle w:val="Compact"/>
+      </w:pPr>
+      <w:r>
+        <w:rPr>
+          <w:bCs/>
+          <w:b/>
+        </w:rPr>
+        <w:t xml:space="preserve">“</w:t>
+      </w:r>
+      <w:r>
+        <w:rPr>
+          <w:bCs/>
+          <w:b/>
+        </w:rPr>
+        <w:t xml:space="preserve">We want equity in exchange</w:t>
+      </w:r>
+      <w:r>
+        <w:rPr>
+          <w:bCs/>
+          <w:b/>
+        </w:rPr>
+        <w:t xml:space="preserve">”</w:t>
       </w:r>
       <w:r>
         <w:t xml:space="preserve"> </w:t>
@@ -1437,18 +1495,32 @@
     </w:p>
     <w:p>
       <w:pPr>
-        <w:pStyle w:val="Compact"/>
         <w:numPr>
           <w:ilvl w:val="0"/>
           <w:numId w:val="1010"/>
         </w:numPr>
-      </w:pPr>
-      <w:r>
-        <w:rPr>
-          <w:b/>
-          <w:bCs/>
-        </w:rPr>
-        <w:t xml:space="preserve">“We want a longer term”</w:t>
+        <w:pStyle w:val="Compact"/>
+      </w:pPr>
+      <w:r>
+        <w:rPr>
+          <w:bCs/>
+          <w:b/>
+        </w:rPr>
+        <w:t xml:space="preserve">“</w:t>
+      </w:r>
+      <w:r>
+        <w:rPr>
+          <w:bCs/>
+          <w:b/>
+        </w:rPr>
+        <w:t xml:space="preserve">We want a longer term</w:t>
+      </w:r>
+      <w:r>
+        <w:rPr>
+          <w:bCs/>
+          <w:b/>
+        </w:rPr>
+        <w:t xml:space="preserve">”</w:t>
       </w:r>
       <w:r>
         <w:t xml:space="preserve"> </w:t>
@@ -1459,18 +1531,32 @@
     </w:p>
     <w:p>
       <w:pPr>
-        <w:pStyle w:val="Compact"/>
         <w:numPr>
           <w:ilvl w:val="0"/>
           <w:numId w:val="1010"/>
         </w:numPr>
-      </w:pPr>
-      <w:r>
-        <w:rPr>
-          <w:b/>
-          <w:bCs/>
-        </w:rPr>
-        <w:t xml:space="preserve">“We want indemnification”</w:t>
+        <w:pStyle w:val="Compact"/>
+      </w:pPr>
+      <w:r>
+        <w:rPr>
+          <w:bCs/>
+          <w:b/>
+        </w:rPr>
+        <w:t xml:space="preserve">“</w:t>
+      </w:r>
+      <w:r>
+        <w:rPr>
+          <w:bCs/>
+          <w:b/>
+        </w:rPr>
+        <w:t xml:space="preserve">We want indemnification</w:t>
+      </w:r>
+      <w:r>
+        <w:rPr>
+          <w:bCs/>
+          <w:b/>
+        </w:rPr>
+        <w:t xml:space="preserve">”</w:t>
       </w:r>
       <w:r>
         <w:t xml:space="preserve"> </w:t>
@@ -1481,18 +1567,32 @@
     </w:p>
     <w:p>
       <w:pPr>
-        <w:pStyle w:val="Compact"/>
         <w:numPr>
           <w:ilvl w:val="0"/>
           <w:numId w:val="1010"/>
         </w:numPr>
-      </w:pPr>
-      <w:r>
-        <w:rPr>
-          <w:b/>
-          <w:bCs/>
-        </w:rPr>
-        <w:t xml:space="preserve">“We need SOC 2 before we’ll sign”</w:t>
+        <w:pStyle w:val="Compact"/>
+      </w:pPr>
+      <w:r>
+        <w:rPr>
+          <w:bCs/>
+          <w:b/>
+        </w:rPr>
+        <w:t xml:space="preserve">“</w:t>
+      </w:r>
+      <w:r>
+        <w:rPr>
+          <w:bCs/>
+          <w:b/>
+        </w:rPr>
+        <w:t xml:space="preserve">We need SOC 2 before we’ll sign</w:t>
+      </w:r>
+      <w:r>
+        <w:rPr>
+          <w:bCs/>
+          <w:b/>
+        </w:rPr>
+        <w:t xml:space="preserve">”</w:t>
       </w:r>
       <w:r>
         <w:t xml:space="preserve"> </w:t>
@@ -1501,8 +1601,8 @@
         <w:t xml:space="preserve">— you don’t have SOC 2 yet. Explain the HIPAA-adjacent architecture, commit to SOC 2 Type 1 within 12 months.</w:t>
       </w:r>
     </w:p>
-    <w:bookmarkEnd w:id="21"/>
-    <w:bookmarkStart w:id="22" w:name="timing"/>
+    <w:bookmarkEnd w:id="32"/>
+    <w:bookmarkStart w:id="33" w:name="timing"/>
     <w:p>
       <w:pPr>
         <w:pStyle w:val="Heading3"/>
@@ -1513,16 +1613,16 @@
     </w:p>
     <w:p>
       <w:pPr>
-        <w:pStyle w:val="Compact"/>
         <w:numPr>
           <w:ilvl w:val="0"/>
           <w:numId w:val="1011"/>
         </w:numPr>
-      </w:pPr>
-      <w:r>
-        <w:rPr>
-          <w:b/>
-          <w:bCs/>
+        <w:pStyle w:val="Compact"/>
+      </w:pPr>
+      <w:r>
+        <w:rPr>
+          <w:bCs/>
+          <w:b/>
         </w:rPr>
         <w:t xml:space="preserve">Day 0:</w:t>
       </w:r>
@@ -1536,21 +1636,27 @@
         <w:t xml:space="preserve"> </w:t>
       </w:r>
       <w:r>
-        <w:t xml:space="preserve">“yes, we’re in”</w:t>
-      </w:r>
-    </w:p>
-    <w:p>
-      <w:pPr>
-        <w:pStyle w:val="Compact"/>
+        <w:t xml:space="preserve">“</w:t>
+      </w:r>
+      <w:r>
+        <w:t xml:space="preserve">yes, we’re in</w:t>
+      </w:r>
+      <w:r>
+        <w:t xml:space="preserve">”</w:t>
+      </w:r>
+    </w:p>
+    <w:p>
+      <w:pPr>
         <w:numPr>
           <w:ilvl w:val="0"/>
           <w:numId w:val="1011"/>
         </w:numPr>
-      </w:pPr>
-      <w:r>
-        <w:rPr>
-          <w:b/>
-          <w:bCs/>
+        <w:pStyle w:val="Compact"/>
+      </w:pPr>
+      <w:r>
+        <w:rPr>
+          <w:bCs/>
+          <w:b/>
         </w:rPr>
         <w:t xml:space="preserve">Day 1:</w:t>
       </w:r>
@@ -1563,16 +1669,16 @@
     </w:p>
     <w:p>
       <w:pPr>
-        <w:pStyle w:val="Compact"/>
         <w:numPr>
           <w:ilvl w:val="0"/>
           <w:numId w:val="1011"/>
         </w:numPr>
-      </w:pPr>
-      <w:r>
-        <w:rPr>
-          <w:b/>
-          <w:bCs/>
+        <w:pStyle w:val="Compact"/>
+      </w:pPr>
+      <w:r>
+        <w:rPr>
+          <w:bCs/>
+          <w:b/>
         </w:rPr>
         <w:t xml:space="preserve">Day 3:</w:t>
       </w:r>
@@ -1586,21 +1692,27 @@
         <w:t xml:space="preserve"> </w:t>
       </w:r>
       <w:r>
-        <w:t xml:space="preserve">“did this land OK?”</w:t>
-      </w:r>
-    </w:p>
-    <w:p>
-      <w:pPr>
-        <w:pStyle w:val="Compact"/>
+        <w:t xml:space="preserve">“</w:t>
+      </w:r>
+      <w:r>
+        <w:t xml:space="preserve">did this land OK?</w:t>
+      </w:r>
+      <w:r>
+        <w:t xml:space="preserve">”</w:t>
+      </w:r>
+    </w:p>
+    <w:p>
+      <w:pPr>
         <w:numPr>
           <w:ilvl w:val="0"/>
           <w:numId w:val="1011"/>
         </w:numPr>
-      </w:pPr>
-      <w:r>
-        <w:rPr>
-          <w:b/>
-          <w:bCs/>
+        <w:pStyle w:val="Compact"/>
+      </w:pPr>
+      <w:r>
+        <w:rPr>
+          <w:bCs/>
+          <w:b/>
         </w:rPr>
         <w:t xml:space="preserve">Day 5:</w:t>
       </w:r>
@@ -1613,16 +1725,16 @@
     </w:p>
     <w:p>
       <w:pPr>
-        <w:pStyle w:val="Compact"/>
         <w:numPr>
           <w:ilvl w:val="0"/>
           <w:numId w:val="1011"/>
         </w:numPr>
-      </w:pPr>
-      <w:r>
-        <w:rPr>
-          <w:b/>
-          <w:bCs/>
+        <w:pStyle w:val="Compact"/>
+      </w:pPr>
+      <w:r>
+        <w:rPr>
+          <w:bCs/>
+          <w:b/>
         </w:rPr>
         <w:t xml:space="preserve">Day 7:</w:t>
       </w:r>
@@ -1633,8 +1745,8 @@
         <w:t xml:space="preserve">If still nothing, assume they’re stalling. The design partner slot is not yours unless they sign.</w:t>
       </w:r>
     </w:p>
-    <w:bookmarkEnd w:id="22"/>
-    <w:bookmarkStart w:id="23" w:name="after-signature"/>
+    <w:bookmarkEnd w:id="33"/>
+    <w:bookmarkStart w:id="34" w:name="after-signature"/>
     <w:p>
       <w:pPr>
         <w:pStyle w:val="Heading3"/>
@@ -1653,11 +1765,11 @@
     </w:p>
     <w:p>
       <w:pPr>
-        <w:pStyle w:val="Compact"/>
         <w:numPr>
           <w:ilvl w:val="0"/>
           <w:numId w:val="1012"/>
         </w:numPr>
+        <w:pStyle w:val="Compact"/>
       </w:pPr>
       <w:r>
         <w:t xml:space="preserve">Create their accounts in the platform (ops_admin can do this via admin tools)</w:t>
@@ -1665,11 +1777,11 @@
     </w:p>
     <w:p>
       <w:pPr>
-        <w:pStyle w:val="Compact"/>
         <w:numPr>
           <w:ilvl w:val="0"/>
           <w:numId w:val="1012"/>
         </w:numPr>
+        <w:pStyle w:val="Compact"/>
       </w:pPr>
       <w:r>
         <w:t xml:space="preserve">Send welcome email with URLs, credentials, and training session calendar link</w:t>
@@ -1677,11 +1789,11 @@
     </w:p>
     <w:p>
       <w:pPr>
-        <w:pStyle w:val="Compact"/>
         <w:numPr>
           <w:ilvl w:val="0"/>
           <w:numId w:val="1012"/>
         </w:numPr>
+        <w:pStyle w:val="Compact"/>
       </w:pPr>
       <w:r>
         <w:t xml:space="preserve">Add them to your Slack / Notion / CRM as a Design Partner</w:t>
@@ -1689,11 +1801,11 @@
     </w:p>
     <w:p>
       <w:pPr>
-        <w:pStyle w:val="Compact"/>
         <w:numPr>
           <w:ilvl w:val="0"/>
           <w:numId w:val="1012"/>
         </w:numPr>
+        <w:pStyle w:val="Compact"/>
       </w:pPr>
       <w:r>
         <w:t xml:space="preserve">Start the 6-month fee-waiver clock — note the end date in your calendar</w:t>
@@ -1701,11 +1813,11 @@
     </w:p>
     <w:p>
       <w:pPr>
-        <w:pStyle w:val="Compact"/>
         <w:numPr>
           <w:ilvl w:val="0"/>
           <w:numId w:val="1012"/>
         </w:numPr>
+        <w:pStyle w:val="Compact"/>
       </w:pPr>
       <w:r>
         <w:t xml:space="preserve">Schedule the 1-hour training session within 5 business days</w:t>
@@ -1713,11 +1825,11 @@
     </w:p>
     <w:p>
       <w:pPr>
-        <w:pStyle w:val="Compact"/>
         <w:numPr>
           <w:ilvl w:val="0"/>
           <w:numId w:val="1012"/>
         </w:numPr>
+        <w:pStyle w:val="Compact"/>
       </w:pPr>
       <w:r>
         <w:t xml:space="preserve">Ask for pharmacy introductions in the welcome email:</w:t>
@@ -1726,11 +1838,17 @@
         <w:t xml:space="preserve"> </w:t>
       </w:r>
       <w:r>
-        <w:t xml:space="preserve">“Now that we’re working together, which 3-5 compounding pharmacies do you prescribe through most often? Would you be open to us emailing them with your name attached?”</w:t>
-      </w:r>
-    </w:p>
-    <w:bookmarkEnd w:id="23"/>
-    <w:bookmarkStart w:id="24" w:name="post-training-milestones-to-track"/>
+        <w:t xml:space="preserve">“</w:t>
+      </w:r>
+      <w:r>
+        <w:t xml:space="preserve">Now that we’re working together, which 3-5 compounding pharmacies do you prescribe through most often? Would you be open to us emailing them with your name attached?</w:t>
+      </w:r>
+      <w:r>
+        <w:t xml:space="preserve">”</w:t>
+      </w:r>
+    </w:p>
+    <w:bookmarkEnd w:id="34"/>
+    <w:bookmarkStart w:id="35" w:name="post-training-milestones-to-track"/>
     <w:p>
       <w:pPr>
         <w:pStyle w:val="Heading3"/>
@@ -1741,122 +1859,122 @@
     </w:p>
     <w:p>
       <w:pPr>
-        <w:pStyle w:val="Compact"/>
         <w:numPr>
           <w:ilvl w:val="0"/>
           <w:numId w:val="1013"/>
         </w:numPr>
-      </w:pPr>
-      <w:r>
-        <w:t xml:space="preserve">First test prescription created (any patient, any pharmacy)</w:t>
-      </w:r>
-    </w:p>
-    <w:p>
-      <w:pPr>
-        <w:pStyle w:val="Compact"/>
-        <w:numPr>
-          <w:ilvl w:val="0"/>
-          <w:numId w:val="1014"/>
-        </w:numPr>
-      </w:pPr>
-      <w:r>
-        <w:t xml:space="preserve">First real prescription signed</w:t>
-      </w:r>
-    </w:p>
-    <w:p>
-      <w:pPr>
-        <w:pStyle w:val="Compact"/>
-        <w:numPr>
-          <w:ilvl w:val="0"/>
-          <w:numId w:val="1015"/>
-        </w:numPr>
-      </w:pPr>
-      <w:r>
-        <w:t xml:space="preserve">First real prescription paid by patient</w:t>
-      </w:r>
-    </w:p>
-    <w:p>
-      <w:pPr>
-        <w:pStyle w:val="Compact"/>
-        <w:numPr>
-          <w:ilvl w:val="0"/>
-          <w:numId w:val="1016"/>
-        </w:numPr>
-      </w:pPr>
-      <w:r>
-        <w:t xml:space="preserve">First $22.50 platform fee earned (post-waiver) OR first tracked Rx during waiver period</w:t>
-      </w:r>
-    </w:p>
-    <w:p>
-      <w:pPr>
-        <w:pStyle w:val="Compact"/>
-        <w:numPr>
-          <w:ilvl w:val="0"/>
-          <w:numId w:val="1017"/>
-        </w:numPr>
-      </w:pPr>
-      <w:r>
-        <w:t xml:space="preserve">First multi-Rx session (tests the batch flow)</w:t>
-      </w:r>
-    </w:p>
-    <w:p>
-      <w:pPr>
-        <w:pStyle w:val="Compact"/>
-        <w:numPr>
-          <w:ilvl w:val="0"/>
-          <w:numId w:val="1018"/>
-        </w:numPr>
-      </w:pPr>
-      <w:r>
-        <w:t xml:space="preserve">First controlled substance prescription (tests EPCS 2FA)</w:t>
-      </w:r>
-    </w:p>
-    <w:p>
-      <w:pPr>
-        <w:pStyle w:val="Compact"/>
-        <w:numPr>
-          <w:ilvl w:val="0"/>
-          <w:numId w:val="1019"/>
-        </w:numPr>
-      </w:pPr>
-      <w:r>
-        <w:t xml:space="preserve">First draft → sign flow (tests the MA/provider handoff)</w:t>
-      </w:r>
-    </w:p>
-    <w:p>
-      <w:pPr>
-        <w:pStyle w:val="Compact"/>
-        <w:numPr>
-          <w:ilvl w:val="0"/>
-          <w:numId w:val="1020"/>
-        </w:numPr>
-      </w:pPr>
-      <w:r>
-        <w:t xml:space="preserve">First patient checkout completed</w:t>
-      </w:r>
-    </w:p>
-    <w:p>
-      <w:pPr>
-        <w:pStyle w:val="Compact"/>
-        <w:numPr>
-          <w:ilvl w:val="0"/>
-          <w:numId w:val="1021"/>
-        </w:numPr>
-      </w:pPr>
-      <w:r>
-        <w:t xml:space="preserve">30-day feedback interview scheduled</w:t>
-      </w:r>
-    </w:p>
-    <w:p>
-      <w:pPr>
-        <w:pStyle w:val="Compact"/>
-        <w:numPr>
-          <w:ilvl w:val="0"/>
-          <w:numId w:val="1022"/>
-        </w:numPr>
-      </w:pPr>
-      <w:r>
-        <w:t xml:space="preserve">60-day case study interview scheduled (if they opted in)</w:t>
+        <w:pStyle w:val="Compact"/>
+      </w:pPr>
+      <w:r>
+        <w:t xml:space="preserve">☐ First test prescription created (any patient, any pharmacy)</w:t>
+      </w:r>
+    </w:p>
+    <w:p>
+      <w:pPr>
+        <w:numPr>
+          <w:ilvl w:val="0"/>
+          <w:numId w:val="1013"/>
+        </w:numPr>
+        <w:pStyle w:val="Compact"/>
+      </w:pPr>
+      <w:r>
+        <w:t xml:space="preserve">☐ First real prescription signed</w:t>
+      </w:r>
+    </w:p>
+    <w:p>
+      <w:pPr>
+        <w:numPr>
+          <w:ilvl w:val="0"/>
+          <w:numId w:val="1013"/>
+        </w:numPr>
+        <w:pStyle w:val="Compact"/>
+      </w:pPr>
+      <w:r>
+        <w:t xml:space="preserve">☐ First real prescription paid by patient</w:t>
+      </w:r>
+    </w:p>
+    <w:p>
+      <w:pPr>
+        <w:numPr>
+          <w:ilvl w:val="0"/>
+          <w:numId w:val="1013"/>
+        </w:numPr>
+        <w:pStyle w:val="Compact"/>
+      </w:pPr>
+      <w:r>
+        <w:t xml:space="preserve">☐ First $22.50 platform fee earned (post-waiver) OR first tracked Rx during waiver period</w:t>
+      </w:r>
+    </w:p>
+    <w:p>
+      <w:pPr>
+        <w:numPr>
+          <w:ilvl w:val="0"/>
+          <w:numId w:val="1013"/>
+        </w:numPr>
+        <w:pStyle w:val="Compact"/>
+      </w:pPr>
+      <w:r>
+        <w:t xml:space="preserve">☐ First multi-Rx session (tests the batch flow)</w:t>
+      </w:r>
+    </w:p>
+    <w:p>
+      <w:pPr>
+        <w:numPr>
+          <w:ilvl w:val="0"/>
+          <w:numId w:val="1013"/>
+        </w:numPr>
+        <w:pStyle w:val="Compact"/>
+      </w:pPr>
+      <w:r>
+        <w:t xml:space="preserve">☐ First controlled substance prescription (tests EPCS 2FA)</w:t>
+      </w:r>
+    </w:p>
+    <w:p>
+      <w:pPr>
+        <w:numPr>
+          <w:ilvl w:val="0"/>
+          <w:numId w:val="1013"/>
+        </w:numPr>
+        <w:pStyle w:val="Compact"/>
+      </w:pPr>
+      <w:r>
+        <w:t xml:space="preserve">☐ First draft → sign flow (tests the MA/provider handoff)</w:t>
+      </w:r>
+    </w:p>
+    <w:p>
+      <w:pPr>
+        <w:numPr>
+          <w:ilvl w:val="0"/>
+          <w:numId w:val="1013"/>
+        </w:numPr>
+        <w:pStyle w:val="Compact"/>
+      </w:pPr>
+      <w:r>
+        <w:t xml:space="preserve">☐ First patient checkout completed</w:t>
+      </w:r>
+    </w:p>
+    <w:p>
+      <w:pPr>
+        <w:numPr>
+          <w:ilvl w:val="0"/>
+          <w:numId w:val="1013"/>
+        </w:numPr>
+        <w:pStyle w:val="Compact"/>
+      </w:pPr>
+      <w:r>
+        <w:t xml:space="preserve">☐ 30-day feedback interview scheduled</w:t>
+      </w:r>
+    </w:p>
+    <w:p>
+      <w:pPr>
+        <w:numPr>
+          <w:ilvl w:val="0"/>
+          <w:numId w:val="1013"/>
+        </w:numPr>
+        <w:pStyle w:val="Compact"/>
+      </w:pPr>
+      <w:r>
+        <w:t xml:space="preserve">☐ 60-day case study interview scheduled (if they opted in)</w:t>
       </w:r>
     </w:p>
     <w:p>
@@ -1866,9 +1984,9 @@
         </w:pict>
       </w:r>
     </w:p>
-    <w:bookmarkEnd w:id="24"/>
-    <w:bookmarkEnd w:id="25"/>
-    <w:bookmarkStart w:id="26" w:name="version-control"/>
+    <w:bookmarkEnd w:id="35"/>
+    <w:bookmarkEnd w:id="36"/>
+    <w:bookmarkStart w:id="37" w:name="version-control"/>
     <w:p>
       <w:pPr>
         <w:pStyle w:val="Heading2"/>
@@ -1879,11 +1997,11 @@
     </w:p>
     <w:p>
       <w:pPr>
-        <w:pStyle w:val="Compact"/>
-        <w:numPr>
-          <w:ilvl w:val="0"/>
-          <w:numId w:val="1023"/>
-        </w:numPr>
+        <w:numPr>
+          <w:ilvl w:val="0"/>
+          <w:numId w:val="1014"/>
+        </w:numPr>
+        <w:pStyle w:val="Compact"/>
       </w:pPr>
       <w:r>
         <w:t xml:space="preserve">v1.0 — 2026-04-13 — Initial template</w:t>
@@ -1897,13 +2015,9 @@
         <w:t xml:space="preserve">Update this file as you learn what works and what gets pushed back on during negotiations.</w:t>
       </w:r>
     </w:p>
-    <w:bookmarkEnd w:id="26"/>
-    <w:bookmarkEnd w:id="27"/>
-    <w:sectPr>
-      <w:footnotePr>
-        <w:numRestart w:val="eachSect"/>
-      </w:footnotePr>
-    </w:sectPr>
+    <w:bookmarkEnd w:id="37"/>
+    <w:bookmarkEnd w:id="38"/>
+    <w:sectPr/>
   </w:body>
 </w:document>
 </file>
@@ -1934,14 +2048,14 @@
 <file path=word/numbering.xml><?xml version="1.0" encoding="utf-8"?>
 <w:numbering xmlns:w="http://schemas.openxmlformats.org/wordprocessingml/2006/main">
   <w:abstractNum w:abstractNumId="990">
-    <w:nsid w:val="0000A990"/>
+    <w:nsid w:val="A990"/>
     <w:multiLevelType w:val="multilevel"/>
     <w:lvl w:ilvl="0">
       <w:numFmt w:val="bullet"/>
       <w:lvlText w:val=" "/>
       <w:lvlJc w:val="left"/>
       <w:pPr>
-        <w:ind w:left="720" w:hanging="360"/>
+        <w:ind w:left="720" w:hanging="480"/>
       </w:pPr>
     </w:lvl>
     <w:lvl w:ilvl="1">
@@ -1949,7 +2063,7 @@
       <w:lvlText w:val=" "/>
       <w:lvlJc w:val="left"/>
       <w:pPr>
-        <w:ind w:left="1440" w:hanging="360"/>
+        <w:ind w:left="1440" w:hanging="480"/>
       </w:pPr>
     </w:lvl>
     <w:lvl w:ilvl="2">
@@ -1957,7 +2071,7 @@
       <w:lvlText w:val=" "/>
       <w:lvlJc w:val="left"/>
       <w:pPr>
-        <w:ind w:left="2160" w:hanging="360"/>
+        <w:ind w:left="2160" w:hanging="480"/>
       </w:pPr>
     </w:lvl>
     <w:lvl w:ilvl="3">
@@ -1965,7 +2079,7 @@
       <w:lvlText w:val=" "/>
       <w:lvlJc w:val="left"/>
       <w:pPr>
-        <w:ind w:left="2880" w:hanging="360"/>
+        <w:ind w:left="2880" w:hanging="480"/>
       </w:pPr>
     </w:lvl>
     <w:lvl w:ilvl="4">
@@ -1973,7 +2087,7 @@
       <w:lvlText w:val=" "/>
       <w:lvlJc w:val="left"/>
       <w:pPr>
-        <w:ind w:left="3600" w:hanging="360"/>
+        <w:ind w:left="3600" w:hanging="480"/>
       </w:pPr>
     </w:lvl>
     <w:lvl w:ilvl="5">
@@ -1981,7 +2095,7 @@
       <w:lvlText w:val=" "/>
       <w:lvlJc w:val="left"/>
       <w:pPr>
-        <w:ind w:left="4320" w:hanging="360"/>
+        <w:ind w:left="4320" w:hanging="480"/>
       </w:pPr>
     </w:lvl>
     <w:lvl w:ilvl="6">
@@ -1989,7 +2103,7 @@
       <w:lvlText w:val=" "/>
       <w:lvlJc w:val="left"/>
       <w:pPr>
-        <w:ind w:left="5040" w:hanging="360"/>
+        <w:ind w:left="5040" w:hanging="480"/>
       </w:pPr>
     </w:lvl>
     <w:lvl w:ilvl="7">
@@ -1997,7 +2111,7 @@
       <w:lvlText w:val=" "/>
       <w:lvlJc w:val="left"/>
       <w:pPr>
-        <w:ind w:left="5760" w:hanging="360"/>
+        <w:ind w:left="5760" w:hanging="480"/>
       </w:pPr>
     </w:lvl>
     <w:lvl w:ilvl="8">
@@ -2005,115 +2119,88 @@
       <w:lvlText w:val=" "/>
       <w:lvlJc w:val="left"/>
       <w:pPr>
-        <w:ind w:left="6480" w:hanging="360"/>
+        <w:ind w:left="6480" w:hanging="480"/>
       </w:pPr>
     </w:lvl>
   </w:abstractNum>
   <w:abstractNum w:abstractNumId="991">
-    <w:nsid w:val="0000A991"/>
+    <w:nsid w:val="A991"/>
     <w:multiLevelType w:val="multilevel"/>
     <w:lvl w:ilvl="0">
       <w:numFmt w:val="bullet"/>
-      <w:lvlText w:val=""/>
+      <w:lvlText w:val="•"/>
       <w:lvlJc w:val="left"/>
       <w:pPr>
-        <w:ind w:left="720" w:hanging="360"/>
-      </w:pPr>
-      <w:rPr>
-        <w:rFonts w:ascii="Symbol" w:hAnsi="Symbol" w:cs="Symbol" w:hint="default"/>
-      </w:rPr>
+        <w:ind w:left="720" w:hanging="480"/>
+      </w:pPr>
     </w:lvl>
     <w:lvl w:ilvl="1">
       <w:numFmt w:val="bullet"/>
-      <w:lvlText w:val="o"/>
+      <w:lvlText w:val="–"/>
       <w:lvlJc w:val="left"/>
       <w:pPr>
-        <w:ind w:left="1440" w:hanging="360"/>
-      </w:pPr>
-      <w:rPr>
-        <w:rFonts w:ascii="Courier New" w:hAnsi="Courier New" w:cs="Courier New" w:hint="default"/>
-      </w:rPr>
+        <w:ind w:left="1440" w:hanging="480"/>
+      </w:pPr>
     </w:lvl>
     <w:lvl w:ilvl="2">
       <w:numFmt w:val="bullet"/>
-      <w:lvlText w:val=""/>
+      <w:lvlText w:val="•"/>
       <w:lvlJc w:val="left"/>
       <w:pPr>
-        <w:ind w:left="2160" w:hanging="360"/>
-      </w:pPr>
-      <w:rPr>
-        <w:rFonts w:ascii="Wingdings" w:hAnsi="Wingdings" w:cs="Wingdings" w:hint="default"/>
-      </w:rPr>
+        <w:ind w:left="2160" w:hanging="480"/>
+      </w:pPr>
     </w:lvl>
     <w:lvl w:ilvl="3">
       <w:numFmt w:val="bullet"/>
-      <w:lvlText w:val=""/>
+      <w:lvlText w:val="–"/>
       <w:lvlJc w:val="left"/>
       <w:pPr>
-        <w:ind w:left="2880" w:hanging="360"/>
-      </w:pPr>
-      <w:rPr>
-        <w:rFonts w:ascii="Symbol" w:hAnsi="Symbol" w:cs="Symbol" w:hint="default"/>
-      </w:rPr>
+        <w:ind w:left="2880" w:hanging="480"/>
+      </w:pPr>
     </w:lvl>
     <w:lvl w:ilvl="4">
       <w:numFmt w:val="bullet"/>
-      <w:lvlText w:val="o"/>
+      <w:lvlText w:val="•"/>
       <w:lvlJc w:val="left"/>
       <w:pPr>
-        <w:ind w:left="3600" w:hanging="360"/>
-      </w:pPr>
-      <w:rPr>
-        <w:rFonts w:ascii="Courier New" w:hAnsi="Courier New" w:cs="Courier New" w:hint="default"/>
-      </w:rPr>
+        <w:ind w:left="3600" w:hanging="480"/>
+      </w:pPr>
     </w:lvl>
     <w:lvl w:ilvl="5">
       <w:numFmt w:val="bullet"/>
-      <w:lvlText w:val=""/>
+      <w:lvlText w:val="–"/>
       <w:lvlJc w:val="left"/>
       <w:pPr>
-        <w:ind w:left="4320" w:hanging="360"/>
-      </w:pPr>
-      <w:rPr>
-        <w:rFonts w:ascii="Wingdings" w:hAnsi="Wingdings" w:cs="Wingdings" w:hint="default"/>
-      </w:rPr>
+        <w:ind w:left="4320" w:hanging="480"/>
+      </w:pPr>
     </w:lvl>
     <w:lvl w:ilvl="6">
       <w:numFmt w:val="bullet"/>
-      <w:lvlText w:val=""/>
+      <w:lvlText w:val="•"/>
       <w:lvlJc w:val="left"/>
       <w:pPr>
-        <w:ind w:left="5040" w:hanging="360"/>
-      </w:pPr>
-      <w:rPr>
-        <w:rFonts w:ascii="Symbol" w:hAnsi="Symbol" w:cs="Symbol" w:hint="default"/>
-      </w:rPr>
+        <w:ind w:left="5040" w:hanging="480"/>
+      </w:pPr>
     </w:lvl>
     <w:lvl w:ilvl="7">
       <w:numFmt w:val="bullet"/>
-      <w:lvlText w:val="o"/>
+      <w:lvlText w:val="–"/>
       <w:lvlJc w:val="left"/>
       <w:pPr>
-        <w:ind w:left="5760" w:hanging="360"/>
-      </w:pPr>
-      <w:rPr>
-        <w:rFonts w:ascii="Courier New" w:hAnsi="Courier New" w:cs="Courier New" w:hint="default"/>
-      </w:rPr>
+        <w:ind w:left="5760" w:hanging="480"/>
+      </w:pPr>
     </w:lvl>
     <w:lvl w:ilvl="8">
       <w:numFmt w:val="bullet"/>
-      <w:lvlText w:val=""/>
+      <w:lvlText w:val="•"/>
       <w:lvlJc w:val="left"/>
       <w:pPr>
-        <w:ind w:left="6480" w:hanging="360"/>
-      </w:pPr>
-      <w:rPr>
-        <w:rFonts w:ascii="Wingdings" w:hAnsi="Wingdings" w:cs="Wingdings" w:hint="default"/>
-      </w:rPr>
+        <w:ind w:left="6480" w:hanging="480"/>
+      </w:pPr>
     </w:lvl>
   </w:abstractNum>
   <w:abstractNum w:abstractNumId="99411">
-    <w:nsid w:val="00A99411"/>
+    <w:nsid w:val="A99411"/>
     <w:multiLevelType w:val="multilevel"/>
     <w:lvl w:ilvl="0">
       <w:start w:val="1"/>
@@ -2121,7 +2208,7 @@
       <w:lvlText w:val="%1."/>
       <w:lvlJc w:val="left"/>
       <w:pPr>
-        <w:ind w:left="720" w:hanging="360"/>
+        <w:ind w:left="720" w:hanging="480"/>
       </w:pPr>
     </w:lvl>
     <w:lvl w:ilvl="1">
@@ -2130,7 +2217,7 @@
       <w:lvlText w:val="%2."/>
       <w:lvlJc w:val="left"/>
       <w:pPr>
-        <w:ind w:left="1440" w:hanging="360"/>
+        <w:ind w:left="1440" w:hanging="480"/>
       </w:pPr>
     </w:lvl>
     <w:lvl w:ilvl="2">
@@ -2139,7 +2226,7 @@
       <w:lvlText w:val="%3."/>
       <w:lvlJc w:val="left"/>
       <w:pPr>
-        <w:ind w:left="2160" w:hanging="360"/>
+        <w:ind w:left="2160" w:hanging="480"/>
       </w:pPr>
     </w:lvl>
     <w:lvl w:ilvl="3">
@@ -2148,7 +2235,7 @@
       <w:lvlText w:val="%4."/>
       <w:lvlJc w:val="left"/>
       <w:pPr>
-        <w:ind w:left="2880" w:hanging="360"/>
+        <w:ind w:left="2880" w:hanging="480"/>
       </w:pPr>
     </w:lvl>
     <w:lvl w:ilvl="4">
@@ -2157,7 +2244,7 @@
       <w:lvlText w:val="%5."/>
       <w:lvlJc w:val="left"/>
       <w:pPr>
-        <w:ind w:left="3600" w:hanging="360"/>
+        <w:ind w:left="3600" w:hanging="480"/>
       </w:pPr>
     </w:lvl>
     <w:lvl w:ilvl="5">
@@ -2166,7 +2253,7 @@
       <w:lvlText w:val="%6."/>
       <w:lvlJc w:val="left"/>
       <w:pPr>
-        <w:ind w:left="4320" w:hanging="360"/>
+        <w:ind w:left="4320" w:hanging="480"/>
       </w:pPr>
     </w:lvl>
     <w:lvl w:ilvl="6">
@@ -2175,7 +2262,7 @@
       <w:lvlText w:val="%7."/>
       <w:lvlJc w:val="left"/>
       <w:pPr>
-        <w:ind w:left="5040" w:hanging="360"/>
+        <w:ind w:left="5040" w:hanging="480"/>
       </w:pPr>
     </w:lvl>
     <w:lvl w:ilvl="7">
@@ -2184,7 +2271,7 @@
       <w:lvlText w:val="%8."/>
       <w:lvlJc w:val="left"/>
       <w:pPr>
-        <w:ind w:left="5760" w:hanging="360"/>
+        <w:ind w:left="5760" w:hanging="480"/>
       </w:pPr>
     </w:lvl>
     <w:lvl w:ilvl="8">
@@ -2193,83 +2280,7 @@
       <w:lvlText w:val="%9."/>
       <w:lvlJc w:val="left"/>
       <w:pPr>
-        <w:ind w:left="6480" w:hanging="360"/>
-      </w:pPr>
-    </w:lvl>
-  </w:abstractNum>
-  <w:abstractNum w:abstractNumId="992">
-    <w:nsid w:val="0000A992"/>
-    <w:multiLevelType w:val="multilevel"/>
-    <w:lvl w:ilvl="0">
-      <w:numFmt w:val="bullet"/>
-      <w:lvlText w:val="☐"/>
-      <w:lvlJc w:val="left"/>
-      <w:pPr>
-        <w:ind w:left="720" w:hanging="360"/>
-      </w:pPr>
-    </w:lvl>
-    <w:lvl w:ilvl="1">
-      <w:numFmt w:val="bullet"/>
-      <w:lvlText w:val="☐"/>
-      <w:lvlJc w:val="left"/>
-      <w:pPr>
-        <w:ind w:left="1440" w:hanging="360"/>
-      </w:pPr>
-    </w:lvl>
-    <w:lvl w:ilvl="2">
-      <w:numFmt w:val="bullet"/>
-      <w:lvlText w:val="☐"/>
-      <w:lvlJc w:val="left"/>
-      <w:pPr>
-        <w:ind w:left="2160" w:hanging="360"/>
-      </w:pPr>
-    </w:lvl>
-    <w:lvl w:ilvl="3">
-      <w:numFmt w:val="bullet"/>
-      <w:lvlText w:val="☐"/>
-      <w:lvlJc w:val="left"/>
-      <w:pPr>
-        <w:ind w:left="2880" w:hanging="360"/>
-      </w:pPr>
-    </w:lvl>
-    <w:lvl w:ilvl="4">
-      <w:numFmt w:val="bullet"/>
-      <w:lvlText w:val="☐"/>
-      <w:lvlJc w:val="left"/>
-      <w:pPr>
-        <w:ind w:left="3600" w:hanging="360"/>
-      </w:pPr>
-    </w:lvl>
-    <w:lvl w:ilvl="5">
-      <w:numFmt w:val="bullet"/>
-      <w:lvlText w:val="☐"/>
-      <w:lvlJc w:val="left"/>
-      <w:pPr>
-        <w:ind w:left="4320" w:hanging="360"/>
-      </w:pPr>
-    </w:lvl>
-    <w:lvl w:ilvl="6">
-      <w:numFmt w:val="bullet"/>
-      <w:lvlText w:val="☐"/>
-      <w:lvlJc w:val="left"/>
-      <w:pPr>
-        <w:ind w:left="5040" w:hanging="360"/>
-      </w:pPr>
-    </w:lvl>
-    <w:lvl w:ilvl="7">
-      <w:numFmt w:val="bullet"/>
-      <w:lvlText w:val="☐"/>
-      <w:lvlJc w:val="left"/>
-      <w:pPr>
-        <w:ind w:left="5760" w:hanging="360"/>
-      </w:pPr>
-    </w:lvl>
-    <w:lvl w:ilvl="8">
-      <w:numFmt w:val="bullet"/>
-      <w:lvlText w:val="☐"/>
-      <w:lvlJc w:val="left"/>
-      <w:pPr>
-        <w:ind w:left="6480" w:hanging="360"/>
+        <w:ind w:left="6480" w:hanging="480"/>
       </w:pPr>
     </w:lvl>
   </w:abstractNum>
@@ -2367,36 +2378,9 @@
     </w:lvlOverride>
   </w:num>
   <w:num w:numId="1013">
-    <w:abstractNumId w:val="992"/>
+    <w:abstractNumId w:val="991"/>
   </w:num>
   <w:num w:numId="1014">
-    <w:abstractNumId w:val="992"/>
-  </w:num>
-  <w:num w:numId="1015">
-    <w:abstractNumId w:val="992"/>
-  </w:num>
-  <w:num w:numId="1016">
-    <w:abstractNumId w:val="992"/>
-  </w:num>
-  <w:num w:numId="1017">
-    <w:abstractNumId w:val="992"/>
-  </w:num>
-  <w:num w:numId="1018">
-    <w:abstractNumId w:val="992"/>
-  </w:num>
-  <w:num w:numId="1019">
-    <w:abstractNumId w:val="992"/>
-  </w:num>
-  <w:num w:numId="1020">
-    <w:abstractNumId w:val="992"/>
-  </w:num>
-  <w:num w:numId="1021">
-    <w:abstractNumId w:val="992"/>
-  </w:num>
-  <w:num w:numId="1022">
-    <w:abstractNumId w:val="992"/>
-  </w:num>
-  <w:num w:numId="1023">
     <w:abstractNumId w:val="991"/>
   </w:num>
 </w:numbering>
@@ -2407,10 +2391,10 @@
   <w:docDefaults>
     <w:rPrDefault>
       <w:rPr>
-        <w:rFonts w:asciiTheme="minorHAnsi" w:cstheme="minorBidi" w:eastAsiaTheme="minorEastAsia" w:hAnsiTheme="minorHAnsi"/>
+        <w:rFonts w:asciiTheme="minorHAnsi" w:cstheme="minorBidi" w:eastAsiaTheme="minorHAnsi" w:hAnsiTheme="minorHAnsi"/>
         <w:sz w:val="24"/>
         <w:szCs w:val="24"/>
-        <w:lang w:bidi="ar-SA" w:eastAsia="zh-CN" w:val="en-US"/>
+        <w:lang w:bidi="ar-SA" w:eastAsia="en-US" w:val="en-US"/>
       </w:rPr>
     </w:rPrDefault>
     <w:pPrDefault>
@@ -2428,10 +2412,10 @@
     <w:name w:val="Body Text"/>
     <w:basedOn w:val="Normal"/>
     <w:link w:val="BodyTextChar"/>
-    <w:qFormat/>
     <w:pPr>
       <w:spacing w:after="180" w:before="180"/>
     </w:pPr>
+    <w:qFormat/>
   </w:style>
   <w:style w:customStyle="1" w:styleId="FirstParagraph" w:type="paragraph">
     <w:name w:val="First Paragraph"/>
@@ -2451,94 +2435,57 @@
     <w:name w:val="Title"/>
     <w:basedOn w:val="Normal"/>
     <w:next w:val="BodyText"/>
-    <w:link w:val="TitleChar"/>
-    <w:uiPriority w:val="10"/>
     <w:qFormat/>
-    <w:rsid w:val="00A10FD9"/>
     <w:pPr>
-      <w:spacing w:after="80" w:line="240" w:lineRule="auto"/>
-      <w:contextualSpacing/>
+      <w:keepNext/>
+      <w:keepLines/>
+      <w:spacing w:after="240" w:before="480"/>
       <w:jc w:val="center"/>
     </w:pPr>
     <w:rPr>
       <w:rFonts w:asciiTheme="majorHAnsi" w:cstheme="majorBidi" w:eastAsiaTheme="majorEastAsia" w:hAnsiTheme="majorHAnsi"/>
-      <w:sz w:val="56"/>
-      <w:szCs w:val="56"/>
-    </w:rPr>
-  </w:style>
-  <w:style w:customStyle="1" w:styleId="TitleChar" w:type="character">
-    <w:name w:val="Title Char"/>
-    <w:basedOn w:val="DefaultParagraphFont"/>
-    <w:link w:val="Title"/>
-    <w:uiPriority w:val="10"/>
-    <w:rsid w:val="00A10FD9"/>
-    <w:rPr>
-      <w:rFonts w:asciiTheme="majorHAnsi" w:cstheme="majorBidi" w:eastAsiaTheme="majorEastAsia" w:hAnsiTheme="majorHAnsi"/>
-      <w:sz w:val="56"/>
-      <w:szCs w:val="56"/>
+      <w:b/>
+      <w:bCs/>
+      <w:color w:themeColor="accent1" w:themeShade="B5" w:val="345A8A"/>
+      <w:sz w:val="36"/>
+      <w:szCs w:val="36"/>
     </w:rPr>
   </w:style>
   <w:style w:styleId="Subtitle" w:type="paragraph">
     <w:name w:val="Subtitle"/>
-    <w:basedOn w:val="Title"/>
-    <w:next w:val="BodyText"/>
-    <w:link w:val="SubtitleChar"/>
-    <w:uiPriority w:val="11"/>
-    <w:qFormat/>
-    <w:rsid w:val="00A10FD9"/>
-    <w:pPr>
-      <w:numPr>
-        <w:ilvl w:val="1"/>
-      </w:numPr>
-    </w:pPr>
-    <w:rPr>
-      <w:rFonts w:cstheme="majorBidi" w:eastAsiaTheme="majorEastAsia"/>
-      <w:spacing w:val="15"/>
-      <w:sz w:val="28"/>
-      <w:szCs w:val="28"/>
-    </w:rPr>
-  </w:style>
-  <w:style w:customStyle="1" w:styleId="SubtitleChar" w:type="character">
-    <w:name w:val="Subtitle Char"/>
-    <w:basedOn w:val="DefaultParagraphFont"/>
-    <w:link w:val="Subtitle"/>
-    <w:uiPriority w:val="11"/>
-    <w:rsid w:val="00A10FD9"/>
-    <w:rPr>
-      <w:rFonts w:cstheme="majorBidi" w:eastAsiaTheme="majorEastAsia"/>
-      <w:color w:themeColor="text1" w:themeTint="A6" w:val="595959"/>
-      <w:spacing w:val="15"/>
-      <w:sz w:val="28"/>
-      <w:szCs w:val="28"/>
-    </w:rPr>
-  </w:style>
-  <w:style w:customStyle="1" w:styleId="Author" w:type="paragraph">
-    <w:name w:val="Author"/>
     <w:basedOn w:val="Title"/>
     <w:next w:val="BodyText"/>
     <w:qFormat/>
     <w:pPr>
       <w:keepNext/>
       <w:keepLines/>
+      <w:spacing w:after="240" w:before="240"/>
+      <w:jc w:val="center"/>
     </w:pPr>
     <w:rPr>
-      <w:sz w:val="24"/>
-      <w:szCs w:val="24"/>
-    </w:rPr>
-  </w:style>
-  <w:style w:styleId="Date" w:type="paragraph">
-    <w:name w:val="Date"/>
-    <w:basedOn w:val="Title"/>
+      <w:sz w:val="30"/>
+      <w:szCs w:val="30"/>
+    </w:rPr>
+  </w:style>
+  <w:style w:customStyle="1" w:styleId="Author" w:type="paragraph">
+    <w:name w:val="Author"/>
     <w:next w:val="BodyText"/>
     <w:qFormat/>
     <w:pPr>
       <w:keepNext/>
       <w:keepLines/>
+      <w:jc w:val="center"/>
     </w:pPr>
-    <w:rPr>
-      <w:sz w:val="24"/>
-      <w:szCs w:val="24"/>
-    </w:rPr>
+  </w:style>
+  <w:style w:styleId="Date" w:type="paragraph">
+    <w:name w:val="Date"/>
+    <w:next w:val="BodyText"/>
+    <w:qFormat/>
+    <w:pPr>
+      <w:keepNext/>
+      <w:keepLines/>
+      <w:jc w:val="center"/>
+    </w:pPr>
   </w:style>
   <w:style w:customStyle="1" w:styleId="AbstractTitle" w:type="paragraph">
     <w:name w:val="Abstract Title"/>
@@ -2548,13 +2495,15 @@
     <w:pPr>
       <w:keepNext/>
       <w:keepLines/>
+      <w:jc w:val="center"/>
       <w:spacing w:after="0" w:before="300"/>
-      <w:jc w:val="center"/>
     </w:pPr>
     <w:rPr>
-      <w:b/>
       <w:sz w:val="20"/>
       <w:szCs w:val="20"/>
+      <w:b/>
+      <w:color w:val="345A8A"/>
+      &gt;
     </w:rPr>
   </w:style>
   <w:style w:customStyle="1" w:styleId="Abstract" w:type="paragraph">
@@ -2581,321 +2530,191 @@
     <w:rPr/>
   </w:style>
   <w:style w:styleId="Heading1" w:type="paragraph">
-    <w:name w:val="heading 1"/>
+    <w:name w:val="Heading 1"/>
     <w:basedOn w:val="Normal"/>
     <w:next w:val="BodyText"/>
-    <w:link w:val="Heading1Char"/>
     <w:uiPriority w:val="9"/>
     <w:qFormat/>
-    <w:rsid w:val="00A10FD9"/>
     <w:pPr>
       <w:keepNext/>
       <w:keepLines/>
-      <w:spacing w:after="80" w:before="360"/>
+      <w:spacing w:after="0" w:before="480"/>
       <w:outlineLvl w:val="0"/>
     </w:pPr>
     <w:rPr>
       <w:rFonts w:asciiTheme="majorHAnsi" w:cstheme="majorBidi" w:eastAsiaTheme="majorEastAsia" w:hAnsiTheme="majorHAnsi"/>
-      <w:color w:themeColor="accent1" w:themeShade="BF" w:val="0F4761"/>
-      <w:sz w:val="40"/>
-      <w:szCs w:val="40"/>
+      <w:b/>
+      <w:bCs/>
+      <w:color w:themeColor="accent1" w:val="4F81BD"/>
+      <w:sz w:val="32"/>
+      <w:szCs w:val="32"/>
     </w:rPr>
   </w:style>
   <w:style w:styleId="Heading2" w:type="paragraph">
-    <w:name w:val="heading 2"/>
+    <w:name w:val="Heading 2"/>
     <w:basedOn w:val="Normal"/>
     <w:next w:val="BodyText"/>
-    <w:link w:val="Heading2Char"/>
     <w:uiPriority w:val="9"/>
-    <w:semiHidden/>
     <w:unhideWhenUsed/>
     <w:qFormat/>
-    <w:rsid w:val="00A10FD9"/>
     <w:pPr>
       <w:keepNext/>
       <w:keepLines/>
-      <w:spacing w:after="80" w:before="160"/>
+      <w:spacing w:after="0" w:before="200"/>
       <w:outlineLvl w:val="1"/>
     </w:pPr>
     <w:rPr>
       <w:rFonts w:asciiTheme="majorHAnsi" w:cstheme="majorBidi" w:eastAsiaTheme="majorEastAsia" w:hAnsiTheme="majorHAnsi"/>
-      <w:color w:themeColor="accent1" w:themeShade="BF" w:val="0F4761"/>
-      <w:sz w:val="32"/>
-      <w:szCs w:val="32"/>
+      <w:b/>
+      <w:bCs/>
+      <w:color w:themeColor="accent1" w:val="4F81BD"/>
+      <w:sz w:val="28"/>
+      <w:szCs w:val="28"/>
     </w:rPr>
   </w:style>
   <w:style w:styleId="Heading3" w:type="paragraph">
-    <w:name w:val="heading 3"/>
+    <w:name w:val="Heading 3"/>
     <w:basedOn w:val="Normal"/>
     <w:next w:val="BodyText"/>
-    <w:link w:val="Heading3Char"/>
     <w:uiPriority w:val="9"/>
-    <w:semiHidden/>
     <w:unhideWhenUsed/>
     <w:qFormat/>
-    <w:rsid w:val="00A10FD9"/>
     <w:pPr>
       <w:keepNext/>
       <w:keepLines/>
-      <w:spacing w:after="80" w:before="160"/>
+      <w:spacing w:after="0" w:before="200"/>
       <w:outlineLvl w:val="2"/>
     </w:pPr>
     <w:rPr>
-      <w:rFonts w:cstheme="majorBidi" w:eastAsiaTheme="majorEastAsia"/>
-      <w:color w:themeColor="accent1" w:themeShade="BF" w:val="0F4761"/>
-      <w:sz w:val="28"/>
-      <w:szCs w:val="28"/>
+      <w:rFonts w:asciiTheme="majorHAnsi" w:cstheme="majorBidi" w:eastAsiaTheme="majorEastAsia" w:hAnsiTheme="majorHAnsi"/>
+      <w:b/>
+      <w:bCs/>
+      <w:color w:themeColor="accent1" w:val="4F81BD"/>
+      <w:sz w:val="24"/>
+      <w:szCs w:val="24"/>
     </w:rPr>
   </w:style>
   <w:style w:styleId="Heading4" w:type="paragraph">
-    <w:name w:val="heading 4"/>
+    <w:name w:val="Heading 4"/>
     <w:basedOn w:val="Normal"/>
     <w:next w:val="BodyText"/>
-    <w:link w:val="Heading4Char"/>
     <w:uiPriority w:val="9"/>
-    <w:semiHidden/>
     <w:unhideWhenUsed/>
     <w:qFormat/>
-    <w:rsid w:val="00A10FD9"/>
     <w:pPr>
       <w:keepNext/>
       <w:keepLines/>
-      <w:spacing w:after="40" w:before="80"/>
+      <w:spacing w:after="0" w:before="200"/>
       <w:outlineLvl w:val="3"/>
     </w:pPr>
     <w:rPr>
-      <w:rFonts w:cstheme="majorBidi" w:eastAsiaTheme="majorEastAsia"/>
+      <w:rFonts w:asciiTheme="majorHAnsi" w:cstheme="majorBidi" w:eastAsiaTheme="majorEastAsia" w:hAnsiTheme="majorHAnsi"/>
       <w:i/>
-      <w:iCs/>
-      <w:color w:themeColor="accent1" w:themeShade="BF" w:val="0F4761"/>
+      <w:bCs/>
+      <w:color w:themeColor="accent1" w:val="4F81BD"/>
+      <w:sz w:val="24"/>
+      <w:szCs w:val="24"/>
     </w:rPr>
   </w:style>
   <w:style w:styleId="Heading5" w:type="paragraph">
-    <w:name w:val="heading 5"/>
+    <w:name w:val="Heading 5"/>
     <w:basedOn w:val="Normal"/>
     <w:next w:val="BodyText"/>
-    <w:link w:val="Heading5Char"/>
     <w:uiPriority w:val="9"/>
-    <w:semiHidden/>
     <w:unhideWhenUsed/>
     <w:qFormat/>
-    <w:rsid w:val="00A10FD9"/>
     <w:pPr>
       <w:keepNext/>
       <w:keepLines/>
-      <w:spacing w:after="40" w:before="80"/>
+      <w:spacing w:after="0" w:before="200"/>
       <w:outlineLvl w:val="4"/>
     </w:pPr>
     <w:rPr>
-      <w:rFonts w:cstheme="majorBidi" w:eastAsiaTheme="majorEastAsia"/>
-      <w:color w:themeColor="accent1" w:themeShade="BF" w:val="0F4761"/>
+      <w:rFonts w:asciiTheme="majorHAnsi" w:cstheme="majorBidi" w:eastAsiaTheme="majorEastAsia" w:hAnsiTheme="majorHAnsi"/>
+      <w:iCs/>
+      <w:color w:themeColor="accent1" w:val="4F81BD"/>
+      <w:sz w:val="24"/>
+      <w:szCs w:val="24"/>
     </w:rPr>
   </w:style>
   <w:style w:styleId="Heading6" w:type="paragraph">
-    <w:name w:val="heading 6"/>
+    <w:name w:val="Heading 6"/>
     <w:basedOn w:val="Normal"/>
     <w:next w:val="BodyText"/>
-    <w:link w:val="Heading6Char"/>
     <w:uiPriority w:val="9"/>
-    <w:semiHidden/>
     <w:unhideWhenUsed/>
     <w:qFormat/>
-    <w:rsid w:val="00A10FD9"/>
     <w:pPr>
       <w:keepNext/>
       <w:keepLines/>
-      <w:spacing w:after="0" w:before="40"/>
+      <w:spacing w:after="0" w:before="200"/>
       <w:outlineLvl w:val="5"/>
     </w:pPr>
     <w:rPr>
-      <w:rFonts w:cstheme="majorBidi" w:eastAsiaTheme="majorEastAsia"/>
-      <w:i/>
-      <w:iCs/>
-      <w:color w:themeColor="text1" w:themeTint="A6" w:val="595959"/>
+      <w:rFonts w:asciiTheme="majorHAnsi" w:cstheme="majorBidi" w:eastAsiaTheme="majorEastAsia" w:hAnsiTheme="majorHAnsi"/>
+      <w:color w:themeColor="accent1" w:val="4F81BD"/>
+      <w:sz w:val="24"/>
+      <w:szCs w:val="24"/>
     </w:rPr>
   </w:style>
   <w:style w:styleId="Heading7" w:type="paragraph">
-    <w:name w:val="heading 7"/>
+    <w:name w:val="Heading 7"/>
     <w:basedOn w:val="Normal"/>
     <w:next w:val="BodyText"/>
-    <w:link w:val="Heading7Char"/>
     <w:uiPriority w:val="9"/>
-    <w:semiHidden/>
     <w:unhideWhenUsed/>
     <w:qFormat/>
-    <w:rsid w:val="00A10FD9"/>
     <w:pPr>
       <w:keepNext/>
       <w:keepLines/>
-      <w:spacing w:after="0" w:before="40"/>
+      <w:spacing w:after="0" w:before="200"/>
       <w:outlineLvl w:val="6"/>
     </w:pPr>
     <w:rPr>
-      <w:rFonts w:cstheme="majorBidi" w:eastAsiaTheme="majorEastAsia"/>
-      <w:color w:themeColor="text1" w:themeTint="A6" w:val="595959"/>
+      <w:rFonts w:asciiTheme="majorHAnsi" w:cstheme="majorBidi" w:eastAsiaTheme="majorEastAsia" w:hAnsiTheme="majorHAnsi"/>
+      <w:color w:themeColor="accent1" w:val="4F81BD"/>
+      <w:sz w:val="24"/>
+      <w:szCs w:val="24"/>
     </w:rPr>
   </w:style>
   <w:style w:styleId="Heading8" w:type="paragraph">
-    <w:name w:val="heading 8"/>
+    <w:name w:val="Heading 8"/>
     <w:basedOn w:val="Normal"/>
     <w:next w:val="BodyText"/>
-    <w:link w:val="Heading8Char"/>
     <w:uiPriority w:val="9"/>
-    <w:semiHidden/>
     <w:unhideWhenUsed/>
     <w:qFormat/>
-    <w:rsid w:val="00A10FD9"/>
     <w:pPr>
       <w:keepNext/>
       <w:keepLines/>
-      <w:spacing w:after="0"/>
+      <w:spacing w:after="0" w:before="200"/>
       <w:outlineLvl w:val="7"/>
     </w:pPr>
     <w:rPr>
-      <w:rFonts w:cstheme="majorBidi" w:eastAsiaTheme="majorEastAsia"/>
-      <w:i/>
-      <w:iCs/>
-      <w:color w:themeColor="text1" w:themeTint="D8" w:val="272727"/>
+      <w:rFonts w:asciiTheme="majorHAnsi" w:cstheme="majorBidi" w:eastAsiaTheme="majorEastAsia" w:hAnsiTheme="majorHAnsi"/>
+      <w:color w:themeColor="accent1" w:val="4F81BD"/>
+      <w:sz w:val="24"/>
+      <w:szCs w:val="24"/>
     </w:rPr>
   </w:style>
   <w:style w:styleId="Heading9" w:type="paragraph">
-    <w:name w:val="heading 9"/>
+    <w:name w:val="Heading 9"/>
     <w:basedOn w:val="Normal"/>
     <w:next w:val="BodyText"/>
-    <w:link w:val="Heading9Char"/>
     <w:uiPriority w:val="9"/>
-    <w:semiHidden/>
     <w:unhideWhenUsed/>
     <w:qFormat/>
-    <w:rsid w:val="00A10FD9"/>
     <w:pPr>
       <w:keepNext/>
       <w:keepLines/>
-      <w:spacing w:after="0"/>
+      <w:spacing w:after="0" w:before="200"/>
       <w:outlineLvl w:val="8"/>
     </w:pPr>
     <w:rPr>
-      <w:rFonts w:cstheme="majorBidi" w:eastAsiaTheme="majorEastAsia"/>
-      <w:color w:themeColor="text1" w:themeTint="D8" w:val="272727"/>
-    </w:rPr>
-  </w:style>
-  <w:style w:customStyle="1" w:styleId="Heading1Char" w:type="character">
-    <w:name w:val="Heading 1 Char"/>
-    <w:basedOn w:val="DefaultParagraphFont"/>
-    <w:link w:val="Heading1"/>
-    <w:uiPriority w:val="9"/>
-    <w:rsid w:val="00A10FD9"/>
-    <w:rPr>
       <w:rFonts w:asciiTheme="majorHAnsi" w:cstheme="majorBidi" w:eastAsiaTheme="majorEastAsia" w:hAnsiTheme="majorHAnsi"/>
-      <w:color w:themeColor="accent1" w:themeShade="BF" w:val="0F4761"/>
-      <w:sz w:val="40"/>
-      <w:szCs w:val="40"/>
-    </w:rPr>
-  </w:style>
-  <w:style w:customStyle="1" w:styleId="Heading2Char" w:type="character">
-    <w:name w:val="Heading 2 Char"/>
-    <w:basedOn w:val="DefaultParagraphFont"/>
-    <w:link w:val="Heading2"/>
-    <w:uiPriority w:val="9"/>
-    <w:semiHidden/>
-    <w:rsid w:val="00A10FD9"/>
-    <w:rPr>
-      <w:rFonts w:asciiTheme="majorHAnsi" w:cstheme="majorBidi" w:eastAsiaTheme="majorEastAsia" w:hAnsiTheme="majorHAnsi"/>
-      <w:color w:themeColor="accent1" w:themeShade="BF" w:val="0F4761"/>
-      <w:sz w:val="32"/>
-      <w:szCs w:val="32"/>
-    </w:rPr>
-  </w:style>
-  <w:style w:customStyle="1" w:styleId="Heading3Char" w:type="character">
-    <w:name w:val="Heading 3 Char"/>
-    <w:basedOn w:val="DefaultParagraphFont"/>
-    <w:link w:val="Heading3"/>
-    <w:uiPriority w:val="9"/>
-    <w:semiHidden/>
-    <w:rsid w:val="00A10FD9"/>
-    <w:rPr>
-      <w:rFonts w:cstheme="majorBidi" w:eastAsiaTheme="majorEastAsia"/>
-      <w:color w:themeColor="accent1" w:themeShade="BF" w:val="0F4761"/>
-      <w:sz w:val="28"/>
-      <w:szCs w:val="28"/>
-    </w:rPr>
-  </w:style>
-  <w:style w:customStyle="1" w:styleId="Heading4Char" w:type="character">
-    <w:name w:val="Heading 4 Char"/>
-    <w:basedOn w:val="DefaultParagraphFont"/>
-    <w:link w:val="Heading4"/>
-    <w:uiPriority w:val="9"/>
-    <w:semiHidden/>
-    <w:rsid w:val="00A10FD9"/>
-    <w:rPr>
-      <w:rFonts w:cstheme="majorBidi" w:eastAsiaTheme="majorEastAsia"/>
-      <w:i/>
-      <w:iCs/>
-      <w:color w:themeColor="accent1" w:themeShade="BF" w:val="0F4761"/>
-    </w:rPr>
-  </w:style>
-  <w:style w:customStyle="1" w:styleId="Heading5Char" w:type="character">
-    <w:name w:val="Heading 5 Char"/>
-    <w:basedOn w:val="DefaultParagraphFont"/>
-    <w:link w:val="Heading5"/>
-    <w:uiPriority w:val="9"/>
-    <w:semiHidden/>
-    <w:rsid w:val="00A10FD9"/>
-    <w:rPr>
-      <w:rFonts w:cstheme="majorBidi" w:eastAsiaTheme="majorEastAsia"/>
-      <w:color w:themeColor="accent1" w:themeShade="BF" w:val="0F4761"/>
-    </w:rPr>
-  </w:style>
-  <w:style w:customStyle="1" w:styleId="Heading6Char" w:type="character">
-    <w:name w:val="Heading 6 Char"/>
-    <w:basedOn w:val="DefaultParagraphFont"/>
-    <w:link w:val="Heading6"/>
-    <w:uiPriority w:val="9"/>
-    <w:semiHidden/>
-    <w:rsid w:val="00A10FD9"/>
-    <w:rPr>
-      <w:rFonts w:cstheme="majorBidi" w:eastAsiaTheme="majorEastAsia"/>
-      <w:i/>
-      <w:iCs/>
-      <w:color w:themeColor="text1" w:themeTint="A6" w:val="595959"/>
-    </w:rPr>
-  </w:style>
-  <w:style w:customStyle="1" w:styleId="Heading7Char" w:type="character">
-    <w:name w:val="Heading 7 Char"/>
-    <w:basedOn w:val="DefaultParagraphFont"/>
-    <w:link w:val="Heading7"/>
-    <w:uiPriority w:val="9"/>
-    <w:semiHidden/>
-    <w:rsid w:val="00A10FD9"/>
-    <w:rPr>
-      <w:rFonts w:cstheme="majorBidi" w:eastAsiaTheme="majorEastAsia"/>
-      <w:color w:themeColor="text1" w:themeTint="A6" w:val="595959"/>
-    </w:rPr>
-  </w:style>
-  <w:style w:customStyle="1" w:styleId="Heading8Char" w:type="character">
-    <w:name w:val="Heading 8 Char"/>
-    <w:basedOn w:val="DefaultParagraphFont"/>
-    <w:link w:val="Heading8"/>
-    <w:uiPriority w:val="9"/>
-    <w:semiHidden/>
-    <w:rsid w:val="00A10FD9"/>
-    <w:rPr>
-      <w:rFonts w:cstheme="majorBidi" w:eastAsiaTheme="majorEastAsia"/>
-      <w:i/>
-      <w:iCs/>
-      <w:color w:themeColor="text1" w:themeTint="D8" w:val="272727"/>
-    </w:rPr>
-  </w:style>
-  <w:style w:customStyle="1" w:styleId="Heading9Char" w:type="character">
-    <w:name w:val="Heading 9 Char"/>
-    <w:basedOn w:val="DefaultParagraphFont"/>
-    <w:link w:val="Heading9"/>
-    <w:uiPriority w:val="9"/>
-    <w:semiHidden/>
-    <w:rsid w:val="00A10FD9"/>
-    <w:rPr>
-      <w:rFonts w:cstheme="majorBidi" w:eastAsiaTheme="majorEastAsia"/>
-      <w:color w:themeColor="text1" w:themeTint="D8" w:val="272727"/>
+      <w:color w:themeColor="accent1" w:val="4F81BD"/>
+      <w:sz w:val="24"/>
+      <w:szCs w:val="24"/>
     </w:rPr>
   </w:style>
   <w:style w:styleId="BlockText" w:type="paragraph">
@@ -2917,18 +2736,6 @@
     <w:uiPriority w:val="9"/>
     <w:unhideWhenUsed/>
     <w:qFormat/>
-  </w:style>
-  <w:style w:styleId="FootnoteBlockText" w:type="paragraph">
-    <w:name w:val="Footnote Block Text"/>
-    <w:basedOn w:val="FootnoteText"/>
-    <w:next w:val="FootnoteText"/>
-    <w:uiPriority w:val="9"/>
-    <w:unhideWhenUsed/>
-    <w:qFormat/>
-    <w:pPr>
-      <w:spacing w:after="100" w:before="100"/>
-      <w:ind w:firstLine="0" w:left="480" w:right="480"/>
-    </w:pPr>
   </w:style>
   <w:style w:default="1" w:styleId="DefaultParagraphFont" w:type="character">
     <w:name w:val="Default Paragraph Font"/>
@@ -2951,11 +2758,18 @@
       </w:tblCellMar>
     </w:tblPr>
     <w:tblStylePr w:type="firstRow">
+      <w:tblPr>
+        <w:jc w:val="left"/>
+        <w:tblInd w:type="dxa" w:w="0"/>
+      </w:tblPr>
+      <w:trPr>
+        <w:jc w:val="left"/>
+      </w:trPr>
       <w:tcPr>
+        <w:vAlign w:val="bottom"/>
         <w:tcBorders>
           <w:bottom w:val="single"/>
         </w:tcBorders>
-        <w:vAlign w:val="bottom"/>
       </w:tcPr>
     </w:tblStylePr>
   </w:style>
@@ -3070,8 +2884,8 @@
     <w:name w:val="KeywordTok"/>
     <w:basedOn w:val="VerbatimChar"/>
     <w:rPr>
+      <w:color w:val="007020"/>
       <w:b/>
-      <w:color w:val="007020"/>
     </w:rPr>
   </w:style>
   <w:style w:type="character" w:customStyle="1" w:styleId="DataTypeTok">
@@ -3148,42 +2962,42 @@
     <w:name w:val="ImportTok"/>
     <w:basedOn w:val="VerbatimChar"/>
     <w:rPr>
+      <w:color w:val="008000"/>
       <w:b/>
-      <w:color w:val="008000"/>
     </w:rPr>
   </w:style>
   <w:style w:type="character" w:customStyle="1" w:styleId="CommentTok">
     <w:name w:val="CommentTok"/>
     <w:basedOn w:val="VerbatimChar"/>
     <w:rPr>
+      <w:color w:val="60a0b0"/>
       <w:i/>
-      <w:color w:val="60a0b0"/>
     </w:rPr>
   </w:style>
   <w:style w:type="character" w:customStyle="1" w:styleId="DocumentationTok">
     <w:name w:val="DocumentationTok"/>
     <w:basedOn w:val="VerbatimChar"/>
     <w:rPr>
+      <w:color w:val="ba2121"/>
       <w:i/>
-      <w:color w:val="ba2121"/>
     </w:rPr>
   </w:style>
   <w:style w:type="character" w:customStyle="1" w:styleId="AnnotationTok">
     <w:name w:val="AnnotationTok"/>
     <w:basedOn w:val="VerbatimChar"/>
     <w:rPr>
+      <w:color w:val="60a0b0"/>
       <w:b/>
       <w:i/>
-      <w:color w:val="60a0b0"/>
     </w:rPr>
   </w:style>
   <w:style w:type="character" w:customStyle="1" w:styleId="CommentVarTok">
     <w:name w:val="CommentVarTok"/>
     <w:basedOn w:val="VerbatimChar"/>
     <w:rPr>
+      <w:color w:val="60a0b0"/>
       <w:b/>
       <w:i/>
-      <w:color w:val="60a0b0"/>
     </w:rPr>
   </w:style>
   <w:style w:type="character" w:customStyle="1" w:styleId="OtherTok">
@@ -3211,8 +3025,8 @@
     <w:name w:val="ControlFlowTok"/>
     <w:basedOn w:val="VerbatimChar"/>
     <w:rPr>
+      <w:color w:val="007020"/>
       <w:b/>
-      <w:color w:val="007020"/>
     </w:rPr>
   </w:style>
   <w:style w:type="character" w:customStyle="1" w:styleId="OperatorTok">
@@ -3257,34 +3071,34 @@
     <w:name w:val="InformationTok"/>
     <w:basedOn w:val="VerbatimChar"/>
     <w:rPr>
+      <w:color w:val="60a0b0"/>
       <w:b/>
       <w:i/>
-      <w:color w:val="60a0b0"/>
     </w:rPr>
   </w:style>
   <w:style w:type="character" w:customStyle="1" w:styleId="WarningTok">
     <w:name w:val="WarningTok"/>
     <w:basedOn w:val="VerbatimChar"/>
     <w:rPr>
+      <w:color w:val="60a0b0"/>
       <w:b/>
       <w:i/>
-      <w:color w:val="60a0b0"/>
     </w:rPr>
   </w:style>
   <w:style w:type="character" w:customStyle="1" w:styleId="AlertTok">
     <w:name w:val="AlertTok"/>
     <w:basedOn w:val="VerbatimChar"/>
     <w:rPr>
+      <w:color w:val="ff0000"/>
       <w:b/>
-      <w:color w:val="ff0000"/>
     </w:rPr>
   </w:style>
   <w:style w:type="character" w:customStyle="1" w:styleId="ErrorTok">
     <w:name w:val="ErrorTok"/>
     <w:basedOn w:val="VerbatimChar"/>
     <w:rPr>
+      <w:color w:val="ff0000"/>
       <w:b/>
-      <w:color w:val="ff0000"/>
     </w:rPr>
   </w:style>
   <w:style w:type="character" w:customStyle="1" w:styleId="NormalTok">
@@ -3306,44 +3120,44 @@
         <a:sysClr val="window" lastClr="FFFFFF"/>
       </a:lt1>
       <a:dk2>
-        <a:srgbClr val="0E2841"/>
+        <a:srgbClr val="1F497D"/>
       </a:dk2>
       <a:lt2>
-        <a:srgbClr val="E8E8E8"/>
+        <a:srgbClr val="EEECE1"/>
       </a:lt2>
       <a:accent1>
-        <a:srgbClr val="156082"/>
+        <a:srgbClr val="4F81BD"/>
       </a:accent1>
       <a:accent2>
-        <a:srgbClr val="E97132"/>
+        <a:srgbClr val="C0504D"/>
       </a:accent2>
       <a:accent3>
-        <a:srgbClr val="196B24"/>
+        <a:srgbClr val="9BBB59"/>
       </a:accent3>
       <a:accent4>
-        <a:srgbClr val="0F9ED5"/>
+        <a:srgbClr val="8064A2"/>
       </a:accent4>
       <a:accent5>
-        <a:srgbClr val="A02B93"/>
+        <a:srgbClr val="4BACC6"/>
       </a:accent5>
       <a:accent6>
-        <a:srgbClr val="4EA72E"/>
+        <a:srgbClr val="F79646"/>
       </a:accent6>
       <a:hlink>
-        <a:srgbClr val="467886"/>
+        <a:srgbClr val="0000FF"/>
       </a:hlink>
       <a:folHlink>
-        <a:srgbClr val="96607D"/>
+        <a:srgbClr val="800080"/>
       </a:folHlink>
     </a:clrScheme>
     <a:fontScheme name="Office">
       <a:majorFont>
-        <a:latin typeface="Aptos Display" panose="02110004020202020204"/>
+        <a:latin typeface="Calibri"/>
         <a:ea typeface=""/>
         <a:cs typeface=""/>
-        <a:font script="Jpan" typeface="游ゴシック Light"/>
+        <a:font script="Jpan" typeface="ＭＳ ゴシック"/>
         <a:font script="Hang" typeface="맑은 고딕"/>
-        <a:font script="Hans" typeface="等线 Light"/>
+        <a:font script="Hans" typeface="宋体"/>
         <a:font script="Hant" typeface="新細明體"/>
         <a:font script="Arab" typeface="Times New Roman"/>
         <a:font script="Hebr" typeface="Times New Roman"/>
@@ -3370,32 +3184,14 @@
         <a:font script="Mong" typeface="Mongolian Baiti"/>
         <a:font script="Viet" typeface="Times New Roman"/>
         <a:font script="Uigh" typeface="Microsoft Uighur"/>
-        <a:font script="Geor" typeface="Sylfaen"/>
-        <a:font script="Armn" typeface="Arial"/>
-        <a:font script="Bugi" typeface="Leelawadee UI"/>
-        <a:font script="Bopo" typeface="Microsoft JhengHei"/>
-        <a:font script="Java" typeface="Javanese Text"/>
-        <a:font script="Lisu" typeface="Segoe UI"/>
-        <a:font script="Mymr" typeface="Myanmar Text"/>
-        <a:font script="Nkoo" typeface="Ebrima"/>
-        <a:font script="Olck" typeface="Nirmala UI"/>
-        <a:font script="Osma" typeface="Ebrima"/>
-        <a:font script="Phag" typeface="Phagspa"/>
-        <a:font script="Syrn" typeface="Estrangelo Edessa"/>
-        <a:font script="Syrj" typeface="Estrangelo Edessa"/>
-        <a:font script="Syre" typeface="Estrangelo Edessa"/>
-        <a:font script="Sora" typeface="Nirmala UI"/>
-        <a:font script="Tale" typeface="Microsoft Tai Le"/>
-        <a:font script="Talu" typeface="Microsoft New Tai Lue"/>
-        <a:font script="Tfng" typeface="Ebrima"/>
       </a:majorFont>
       <a:minorFont>
-        <a:latin typeface="Aptos" panose="02110004020202020204"/>
+        <a:latin typeface="Cambria"/>
         <a:ea typeface=""/>
         <a:cs typeface=""/>
-        <a:font script="Jpan" typeface="游明朝"/>
+        <a:font script="Jpan" typeface="ＭＳ 明朝"/>
         <a:font script="Hang" typeface="맑은 고딕"/>
-        <a:font script="Hans" typeface="等线"/>
+        <a:font script="Hans" typeface="宋体"/>
         <a:font script="Hant" typeface="新細明體"/>
         <a:font script="Arab" typeface="Arial"/>
         <a:font script="Hebr" typeface="Arial"/>
@@ -3422,24 +3218,6 @@
         <a:font script="Mong" typeface="Mongolian Baiti"/>
         <a:font script="Viet" typeface="Arial"/>
         <a:font script="Uigh" typeface="Microsoft Uighur"/>
-        <a:font script="Geor" typeface="Sylfaen"/>
-        <a:font script="Armn" typeface="Arial"/>
-        <a:font script="Bugi" typeface="Leelawadee UI"/>
-        <a:font script="Bopo" typeface="Microsoft JhengHei"/>
-        <a:font script="Java" typeface="Javanese Text"/>
-        <a:font script="Lisu" typeface="Segoe UI"/>
-        <a:font script="Mymr" typeface="Myanmar Text"/>
-        <a:font script="Nkoo" typeface="Ebrima"/>
-        <a:font script="Olck" typeface="Nirmala UI"/>
-        <a:font script="Osma" typeface="Ebrima"/>
-        <a:font script="Phag" typeface="Phagspa"/>
-        <a:font script="Syrn" typeface="Estrangelo Edessa"/>
-        <a:font script="Syrj" typeface="Estrangelo Edessa"/>
-        <a:font script="Syre" typeface="Estrangelo Edessa"/>
-        <a:font script="Sora" typeface="Nirmala UI"/>
-        <a:font script="Tale" typeface="Microsoft Tai Le"/>
-        <a:font script="Talu" typeface="Microsoft New Tai Lue"/>
-        <a:font script="Tfng" typeface="Ebrima"/>
       </a:minorFont>
     </a:fontScheme>
     <a:fmtScheme name="Office">
@@ -3451,141 +3229,200 @@
           <a:gsLst>
             <a:gs pos="0">
               <a:schemeClr val="phClr">
-                <a:lumMod val="110000"/>
-                <a:satMod val="105000"/>
-                <a:tint val="67000"/>
+                <a:tint val="50000"/>
+                <a:satMod val="300000"/>
               </a:schemeClr>
             </a:gs>
-            <a:gs pos="50000">
+            <a:gs pos="35000">
               <a:schemeClr val="phClr">
-                <a:lumMod val="105000"/>
-                <a:satMod val="103000"/>
-                <a:tint val="73000"/>
+                <a:tint val="37000"/>
+                <a:satMod val="300000"/>
               </a:schemeClr>
             </a:gs>
             <a:gs pos="100000">
               <a:schemeClr val="phClr">
-                <a:lumMod val="105000"/>
-                <a:satMod val="109000"/>
-                <a:tint val="81000"/>
+                <a:tint val="15000"/>
+                <a:satMod val="350000"/>
               </a:schemeClr>
             </a:gs>
           </a:gsLst>
-          <a:lin ang="5400000" scaled="0"/>
+          <a:lin ang="16200000" scaled="1"/>
         </a:gradFill>
         <a:gradFill rotWithShape="1">
           <a:gsLst>
             <a:gs pos="0">
               <a:schemeClr val="phClr">
-                <a:satMod val="103000"/>
-                <a:lumMod val="102000"/>
-                <a:tint val="94000"/>
-              </a:schemeClr>
-            </a:gs>
-            <a:gs pos="50000">
-              <a:schemeClr val="phClr">
-                <a:satMod val="110000"/>
-                <a:lumMod val="100000"/>
+                <a:tint val="100000"/>
                 <a:shade val="100000"/>
+                <a:satMod val="130000"/>
               </a:schemeClr>
             </a:gs>
             <a:gs pos="100000">
               <a:schemeClr val="phClr">
-                <a:lumMod val="99000"/>
-                <a:satMod val="120000"/>
-                <a:shade val="78000"/>
+                <a:tint val="50000"/>
+                <a:shade val="100000"/>
+                <a:satMod val="350000"/>
               </a:schemeClr>
             </a:gs>
           </a:gsLst>
-          <a:lin ang="5400000" scaled="0"/>
+          <a:lin ang="16200000" scaled="0"/>
         </a:gradFill>
       </a:fillStyleLst>
       <a:lnStyleLst>
-        <a:ln w="6350" cap="flat" cmpd="sng" algn="ctr">
+        <a:ln w="9525" cap="flat" cmpd="sng" algn="ctr">
+          <a:solidFill>
+            <a:schemeClr val="phClr">
+              <a:shade val="95000"/>
+              <a:satMod val="105000"/>
+            </a:schemeClr>
+          </a:solidFill>
+          <a:prstDash val="solid"/>
+        </a:ln>
+        <a:ln w="25400" cap="flat" cmpd="sng" algn="ctr">
           <a:solidFill>
             <a:schemeClr val="phClr"/>
           </a:solidFill>
           <a:prstDash val="solid"/>
-          <a:miter lim="800000"/>
         </a:ln>
-        <a:ln w="12700" cap="flat" cmpd="sng" algn="ctr">
+        <a:ln w="38100" cap="flat" cmpd="sng" algn="ctr">
           <a:solidFill>
             <a:schemeClr val="phClr"/>
           </a:solidFill>
           <a:prstDash val="solid"/>
-          <a:miter lim="800000"/>
-        </a:ln>
-        <a:ln w="19050" cap="flat" cmpd="sng" algn="ctr">
-          <a:solidFill>
-            <a:schemeClr val="phClr"/>
-          </a:solidFill>
-          <a:prstDash val="solid"/>
-          <a:miter lim="800000"/>
         </a:ln>
       </a:lnStyleLst>
       <a:effectStyleLst>
         <a:effectStyle>
-          <a:effectLst/>
-        </a:effectStyle>
-        <a:effectStyle>
-          <a:effectLst/>
+          <a:effectLst>
+            <a:outerShdw blurRad="40000" dist="20000" dir="5400000" rotWithShape="0">
+              <a:srgbClr val="000000">
+                <a:alpha val="38000"/>
+              </a:srgbClr>
+            </a:outerShdw>
+          </a:effectLst>
         </a:effectStyle>
         <a:effectStyle>
           <a:effectLst>
-            <a:outerShdw blurRad="57150" dist="19050" dir="5400000" algn="ctr" rotWithShape="0">
+            <a:outerShdw blurRad="40000" dist="23000" dir="5400000" rotWithShape="0">
               <a:srgbClr val="000000">
-                <a:alpha val="63000"/>
+                <a:alpha val="35000"/>
               </a:srgbClr>
             </a:outerShdw>
           </a:effectLst>
+        </a:effectStyle>
+        <a:effectStyle>
+          <a:effectLst>
+            <a:outerShdw blurRad="40000" dist="23000" dir="5400000" rotWithShape="0">
+              <a:srgbClr val="000000">
+                <a:alpha val="35000"/>
+              </a:srgbClr>
+            </a:outerShdw>
+          </a:effectLst>
+          <a:scene3d>
+            <a:camera prst="orthographicFront">
+              <a:rot lat="0" lon="0" rev="0"/>
+            </a:camera>
+            <a:lightRig rig="threePt" dir="t">
+              <a:rot lat="0" lon="0" rev="1200000"/>
+            </a:lightRig>
+          </a:scene3d>
+          <a:sp3d>
+            <a:bevelT w="63500" h="25400"/>
+          </a:sp3d>
         </a:effectStyle>
       </a:effectStyleLst>
       <a:bgFillStyleLst>
         <a:solidFill>
           <a:schemeClr val="phClr"/>
         </a:solidFill>
-        <a:solidFill>
-          <a:schemeClr val="phClr">
-            <a:tint val="95000"/>
-            <a:satMod val="170000"/>
-          </a:schemeClr>
-        </a:solidFill>
         <a:gradFill rotWithShape="1">
           <a:gsLst>
             <a:gs pos="0">
               <a:schemeClr val="phClr">
-                <a:tint val="93000"/>
-                <a:satMod val="150000"/>
-                <a:shade val="98000"/>
-                <a:lumMod val="102000"/>
+                <a:tint val="40000"/>
+                <a:satMod val="350000"/>
               </a:schemeClr>
             </a:gs>
-            <a:gs pos="50000">
+            <a:gs pos="40000">
               <a:schemeClr val="phClr">
-                <a:tint val="98000"/>
-                <a:satMod val="130000"/>
-                <a:shade val="90000"/>
-                <a:lumMod val="103000"/>
+                <a:tint val="45000"/>
+                <a:shade val="99000"/>
+                <a:satMod val="350000"/>
               </a:schemeClr>
             </a:gs>
             <a:gs pos="100000">
               <a:schemeClr val="phClr">
-                <a:shade val="63000"/>
-                <a:satMod val="120000"/>
+                <a:shade val="20000"/>
+                <a:satMod val="255000"/>
               </a:schemeClr>
             </a:gs>
           </a:gsLst>
-          <a:lin ang="5400000" scaled="0"/>
+          <a:path path="circle">
+            <a:fillToRect l="50000" t="-80000" r="50000" b="180000"/>
+          </a:path>
+        </a:gradFill>
+        <a:gradFill rotWithShape="1">
+          <a:gsLst>
+            <a:gs pos="0">
+              <a:schemeClr val="phClr">
+                <a:tint val="80000"/>
+                <a:satMod val="300000"/>
+              </a:schemeClr>
+            </a:gs>
+            <a:gs pos="100000">
+              <a:schemeClr val="phClr">
+                <a:shade val="30000"/>
+                <a:satMod val="200000"/>
+              </a:schemeClr>
+            </a:gs>
+          </a:gsLst>
+          <a:path path="circle">
+            <a:fillToRect l="50000" t="50000" r="50000" b="50000"/>
+          </a:path>
         </a:gradFill>
       </a:bgFillStyleLst>
     </a:fmtScheme>
   </a:themeElements>
-  <a:objectDefaults/>
+  <a:objectDefaults>
+    <a:spDef>
+      <a:spPr/>
+      <a:bodyPr/>
+      <a:lstStyle/>
+      <a:style>
+        <a:lnRef idx="1">
+          <a:schemeClr val="accent1"/>
+        </a:lnRef>
+        <a:fillRef idx="3">
+          <a:schemeClr val="accent1"/>
+        </a:fillRef>
+        <a:effectRef idx="2">
+          <a:schemeClr val="accent1"/>
+        </a:effectRef>
+        <a:fontRef idx="minor">
+          <a:schemeClr val="lt1"/>
+        </a:fontRef>
+      </a:style>
+    </a:spDef>
+    <a:lnDef>
+      <a:spPr/>
+      <a:bodyPr/>
+      <a:lstStyle/>
+      <a:style>
+        <a:lnRef idx="2">
+          <a:schemeClr val="accent1"/>
+        </a:lnRef>
+        <a:fillRef idx="0">
+          <a:schemeClr val="accent1"/>
+        </a:fillRef>
+        <a:effectRef idx="1">
+          <a:schemeClr val="accent1"/>
+        </a:effectRef>
+        <a:fontRef idx="minor">
+          <a:schemeClr val="tx1"/>
+        </a:fontRef>
+      </a:style>
+    </a:lnDef>
+  </a:objectDefaults>
   <a:extraClrSchemeLst/>
-  <a:extLst>
-    <a:ext uri="{05A4C25C-085E-4340-85A3-A5531E510DB2}">
-      <thm15:themeFamily xmlns:thm15="http://schemas.microsoft.com/office/thememl/2012/main" name="Office Theme" id="{2E142A2C-CD16-42D6-873A-C26D2A0506FA}" vid="{1BDDFF52-6CD6-40A5-AB3C-68EB2F1E4D0A}"/>
-    </a:ext>
-  </a:extLst>
 </a:theme>
 </file>